--- a/Received/UKG/ukg, maths.docx
+++ b/Received/UKG/ukg, maths.docx
@@ -2,6 +2,7 @@
 <file path=word/document.xml><?xml version="1.0" encoding="utf-8"?>
 <w:document xmlns:wpc="http://schemas.microsoft.com/office/word/2010/wordprocessingCanvas" xmlns:cx="http://schemas.microsoft.com/office/drawing/2014/chartex" xmlns:cx1="http://schemas.microsoft.com/office/drawing/2015/9/8/chartex" xmlns:cx2="http://schemas.microsoft.com/office/drawing/2015/10/21/chartex" xmlns:cx3="http://schemas.microsoft.com/office/drawing/2016/5/9/chartex" xmlns:cx4="http://schemas.microsoft.com/office/drawing/2016/5/10/chartex" xmlns:cx5="http://schemas.microsoft.com/office/drawing/2016/5/11/chartex" xmlns:cx6="http://schemas.microsoft.com/office/drawing/2016/5/12/chartex" xmlns:cx7="http://schemas.microsoft.com/office/drawing/2016/5/13/chartex" xmlns:cx8="http://schemas.microsoft.com/office/drawing/2016/5/14/chartex" xmlns:mc="http://schemas.openxmlformats.org/markup-compatibility/2006" xmlns:aink="http://schemas.microsoft.com/office/drawing/2016/ink" xmlns:am3d="http://schemas.microsoft.com/office/drawing/2017/model3d" xmlns:o="urn:schemas-microsoft-com:office:office" xmlns:oel="http://schemas.microsoft.com/office/2019/extlst" xmlns:r="http://schemas.openxmlformats.org/officeDocument/2006/relationships" xmlns:m="http://schemas.openxmlformats.org/officeDocument/2006/math" xmlns:v="urn:schemas-microsoft-com:vml" xmlns:wp14="http://schemas.microsoft.com/office/word/2010/wordprocessingDrawing" xmlns:wp="http://schemas.openxmlformats.org/drawingml/2006/wordprocessingDrawing" xmlns:w10="urn:schemas-microsoft-com:office:word" xmlns:w="http://schemas.openxmlformats.org/wordprocessingml/2006/main" xmlns:w14="http://schemas.microsoft.com/office/word/2010/wordml" xmlns:w15="http://schemas.microsoft.com/office/word/2012/wordml" xmlns:w16cex="http://schemas.microsoft.com/office/word/2018/wordml/cex" xmlns:w16cid="http://schemas.microsoft.com/office/word/2016/wordml/cid" xmlns:w16="http://schemas.microsoft.com/office/word/2018/wordml" xmlns:w16du="http://schemas.microsoft.com/office/word/2023/wordml/word16du" xmlns:w16sdtdh="http://schemas.microsoft.com/office/word/2020/wordml/sdtdatahash" xmlns:w16sdtfl="http://schemas.microsoft.com/office/word/2024/wordml/sdtformatlock" xmlns:w16se="http://schemas.microsoft.com/office/word/2015/wordml/symex" xmlns:wpg="http://schemas.microsoft.com/office/word/2010/wordprocessingGroup" xmlns:wpi="http://schemas.microsoft.com/office/word/2010/wordprocessingInk" xmlns:wne="http://schemas.microsoft.com/office/word/2006/wordml" xmlns:wps="http://schemas.microsoft.com/office/word/2010/wordprocessingShape" mc:Ignorable="w14 w15 w16se w16cid w16 w16cex w16sdtdh w16sdtfl w16du wp14">
   <w:body>
+    <w:bookmarkStart w:id="0" w:name="_Hlk138315100"/>
     <w:p>
       <w:pPr>
         <w:spacing w:after="0" w:line="240" w:lineRule="auto"/>
@@ -12,7 +13,6 @@
           <w:szCs w:val="36"/>
         </w:rPr>
       </w:pPr>
-      <w:bookmarkStart w:id="0" w:name="_Hlk138315100"/>
       <w:r>
         <w:rPr>
           <w:rFonts w:ascii="Preeti" w:hAnsi="Preeti"/>
@@ -180,7 +180,7 @@
                           <a:avLst/>
                         </a:prstGeom>
                         <a:blipFill dpi="0" rotWithShape="1">
-                          <a:blip r:embed="rId4"/>
+                          <a:blip r:embed="rId5"/>
                           <a:srcRect/>
                           <a:stretch>
                             <a:fillRect/>
@@ -220,7 +220,7 @@
           <mc:Fallback>
             <w:pict>
               <v:rect w14:anchorId="50F2DE07" id="Rectangle 1" o:spid="_x0000_s1026" style="position:absolute;margin-left:0;margin-top:.65pt;width:37.75pt;height:46.05pt;z-index:251710464;visibility:visible;mso-wrap-style:square;mso-width-percent:0;mso-height-percent:0;mso-wrap-distance-left:9pt;mso-wrap-distance-top:0;mso-wrap-distance-right:9pt;mso-wrap-distance-bottom:0;mso-position-horizontal:absolute;mso-position-horizontal-relative:margin;mso-position-vertical:absolute;mso-position-vertical-relative:text;mso-width-percent:0;mso-height-percent:0;mso-width-relative:margin;mso-height-relative:margin;v-text-anchor:middle" o:gfxdata="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" stroked="f" strokeweight="2pt">
-                <v:fill r:id="rId5" o:title="" recolor="t" rotate="t" type="frame"/>
+                <v:fill r:id="rId6" o:title="" recolor="t" rotate="t" type="frame"/>
                 <w10:wrap anchorx="margin"/>
               </v:rect>
             </w:pict>
@@ -430,14 +430,7 @@
           <w:rFonts w:ascii="Times New Roman" w:hAnsi="Times New Roman" w:cs="Times New Roman"/>
           <w:b/>
         </w:rPr>
-        <w:t xml:space="preserve"> </w:t>
-      </w:r>
-      <w:r>
-        <w:rPr>
-          <w:rFonts w:ascii="Times New Roman" w:hAnsi="Times New Roman" w:cs="Times New Roman"/>
-          <w:b/>
-        </w:rPr>
-        <w:t xml:space="preserve"> 2</w:t>
+        <w:t xml:space="preserve">  2</w:t>
       </w:r>
       <w:proofErr w:type="gramEnd"/>
       <w:r>
@@ -537,16 +530,7 @@
           <w:sz w:val="28"/>
           <w:szCs w:val="28"/>
         </w:rPr>
-        <w:t xml:space="preserve"> </w:t>
-      </w:r>
-      <w:r>
-        <w:rPr>
-          <w:rFonts w:ascii="Times New Roman" w:hAnsi="Times New Roman" w:cs="Times New Roman"/>
-          <w:b/>
-          <w:sz w:val="28"/>
-          <w:szCs w:val="28"/>
-        </w:rPr>
-        <w:t>Maths</w:t>
+        <w:t xml:space="preserve"> Maths</w:t>
       </w:r>
     </w:p>
     <w:tbl>
@@ -1717,7 +1701,7 @@
                     <pic:cNvPicPr/>
                   </pic:nvPicPr>
                   <pic:blipFill>
-                    <a:blip r:embed="rId6">
+                    <a:blip r:embed="rId7">
                       <a:extLst>
                         <a:ext uri="{28A0092B-C50C-407E-A947-70E740481C1C}">
                           <a14:useLocalDpi xmlns:a14="http://schemas.microsoft.com/office/drawing/2010/main" val="0"/>
@@ -1777,7 +1761,7 @@
                     <pic:cNvPicPr/>
                   </pic:nvPicPr>
                   <pic:blipFill>
-                    <a:blip r:embed="rId6">
+                    <a:blip r:embed="rId7">
                       <a:extLst>
                         <a:ext uri="{28A0092B-C50C-407E-A947-70E740481C1C}">
                           <a14:useLocalDpi xmlns:a14="http://schemas.microsoft.com/office/drawing/2010/main" val="0"/>
@@ -1837,7 +1821,7 @@
                     <pic:cNvPicPr/>
                   </pic:nvPicPr>
                   <pic:blipFill>
-                    <a:blip r:embed="rId6">
+                    <a:blip r:embed="rId7">
                       <a:extLst>
                         <a:ext uri="{28A0092B-C50C-407E-A947-70E740481C1C}">
                           <a14:useLocalDpi xmlns:a14="http://schemas.microsoft.com/office/drawing/2010/main" val="0"/>
@@ -1947,7 +1931,25 @@
           <w:szCs w:val="36"/>
           <w:lang w:val="en-US"/>
         </w:rPr>
-        <w:t xml:space="preserve">     9   6               </w:t>
+        <w:t xml:space="preserve">     </w:t>
+      </w:r>
+      <w:r>
+        <w:rPr>
+          <w:rFonts w:ascii="Times New Roman" w:hAnsi="Times New Roman" w:cs="Times New Roman"/>
+          <w:sz w:val="36"/>
+          <w:szCs w:val="36"/>
+          <w:lang w:val="en-US"/>
+        </w:rPr>
+        <w:t>3</w:t>
+      </w:r>
+      <w:r>
+        <w:rPr>
+          <w:rFonts w:ascii="Times New Roman" w:hAnsi="Times New Roman" w:cs="Times New Roman"/>
+          <w:sz w:val="36"/>
+          <w:szCs w:val="36"/>
+          <w:lang w:val="en-US"/>
+        </w:rPr>
+        <w:t xml:space="preserve">   6               </w:t>
       </w:r>
       <w:proofErr w:type="gramStart"/>
       <w:r>
@@ -2942,9 +2944,8 @@
           <w:szCs w:val="40"/>
           <w:lang w:val="en-US"/>
         </w:rPr>
-        <w:t>cªsnfO</w:t>
-      </w:r>
-      <w:proofErr w:type="gramStart"/>
+        <w:t>cª</w:t>
+      </w:r>
       <w:r>
         <w:rPr>
           <w:rFonts w:ascii="Preeti" w:hAnsi="Preeti" w:cs="Times New Roman"/>
@@ -2954,9 +2955,10 @@
           <w:szCs w:val="40"/>
           <w:lang w:val="en-US"/>
         </w:rPr>
-        <w:t xml:space="preserve">{ </w:t>
+        <w:t>\</w:t>
       </w:r>
       <w:proofErr w:type="spellStart"/>
+      <w:proofErr w:type="gramStart"/>
       <w:r>
         <w:rPr>
           <w:rFonts w:ascii="Preeti" w:hAnsi="Preeti" w:cs="Times New Roman"/>
@@ -2966,10 +2968,9 @@
           <w:szCs w:val="40"/>
           <w:lang w:val="en-US"/>
         </w:rPr>
-        <w:t>cIf</w:t>
+        <w:t>snfO</w:t>
       </w:r>
       <w:proofErr w:type="spellEnd"/>
-      <w:proofErr w:type="gramEnd"/>
       <w:r>
         <w:rPr>
           <w:rFonts w:ascii="Preeti" w:hAnsi="Preeti" w:cs="Times New Roman"/>
@@ -2979,9 +2980,9 @@
           <w:szCs w:val="40"/>
           <w:lang w:val="en-US"/>
         </w:rPr>
-        <w:t>/</w:t>
-      </w:r>
-      <w:proofErr w:type="spellStart"/>
+        <w:t>{ cIf</w:t>
+      </w:r>
+      <w:proofErr w:type="gramEnd"/>
       <w:r>
         <w:rPr>
           <w:rFonts w:ascii="Preeti" w:hAnsi="Preeti" w:cs="Times New Roman"/>
@@ -2991,9 +2992,9 @@
           <w:szCs w:val="40"/>
           <w:lang w:val="en-US"/>
         </w:rPr>
-        <w:t>df</w:t>
-      </w:r>
-      <w:proofErr w:type="spellEnd"/>
+        <w:t xml:space="preserve">/df </w:t>
+      </w:r>
+      <w:proofErr w:type="gramStart"/>
       <w:r>
         <w:rPr>
           <w:rFonts w:ascii="Preeti" w:hAnsi="Preeti" w:cs="Times New Roman"/>
@@ -3003,9 +3004,9 @@
           <w:szCs w:val="40"/>
           <w:lang w:val="en-US"/>
         </w:rPr>
-        <w:t xml:space="preserve"> </w:t>
-      </w:r>
-      <w:proofErr w:type="gramStart"/>
+        <w:t>n]Vg'xf];\</w:t>
+      </w:r>
+      <w:proofErr w:type="gramEnd"/>
       <w:r>
         <w:rPr>
           <w:rFonts w:ascii="Preeti" w:hAnsi="Preeti" w:cs="Times New Roman"/>
@@ -3015,42 +3016,6 @@
           <w:szCs w:val="40"/>
           <w:lang w:val="en-US"/>
         </w:rPr>
-        <w:t>n]</w:t>
-      </w:r>
-      <w:proofErr w:type="spellStart"/>
-      <w:r>
-        <w:rPr>
-          <w:rFonts w:ascii="Preeti" w:hAnsi="Preeti" w:cs="Times New Roman"/>
-          <w:b/>
-          <w:bCs/>
-          <w:sz w:val="40"/>
-          <w:szCs w:val="40"/>
-          <w:lang w:val="en-US"/>
-        </w:rPr>
-        <w:t>Vg'xf</w:t>
-      </w:r>
-      <w:proofErr w:type="spellEnd"/>
-      <w:r>
-        <w:rPr>
-          <w:rFonts w:ascii="Preeti" w:hAnsi="Preeti" w:cs="Times New Roman"/>
-          <w:b/>
-          <w:bCs/>
-          <w:sz w:val="40"/>
-          <w:szCs w:val="40"/>
-          <w:lang w:val="en-US"/>
-        </w:rPr>
-        <w:t>];\</w:t>
-      </w:r>
-      <w:proofErr w:type="gramEnd"/>
-      <w:r>
-        <w:rPr>
-          <w:rFonts w:ascii="Preeti" w:hAnsi="Preeti" w:cs="Times New Roman"/>
-          <w:b/>
-          <w:bCs/>
-          <w:sz w:val="40"/>
-          <w:szCs w:val="40"/>
-          <w:lang w:val="en-US"/>
-        </w:rPr>
         <w:t xml:space="preserve"> .</w:t>
       </w:r>
       <w:r>
@@ -3062,6 +3027,57 @@
         </w:rPr>
         <w:t xml:space="preserve">                                </w:t>
       </w:r>
+      <w:r>
+        <w:rPr>
+          <w:rFonts w:ascii="Preeti" w:hAnsi="Preeti" w:cs="Times New Roman"/>
+          <w:sz w:val="40"/>
+          <w:szCs w:val="40"/>
+          <w:lang w:val="en-US"/>
+        </w:rPr>
+        <w:tab/>
+      </w:r>
+      <w:r>
+        <w:rPr>
+          <w:rFonts w:ascii="Preeti" w:hAnsi="Preeti" w:cs="Times New Roman"/>
+          <w:sz w:val="40"/>
+          <w:szCs w:val="40"/>
+          <w:lang w:val="en-US"/>
+        </w:rPr>
+        <w:tab/>
+      </w:r>
+      <w:r>
+        <w:rPr>
+          <w:rFonts w:ascii="Times New Roman" w:hAnsi="Times New Roman" w:cs="Times New Roman"/>
+          <w:b/>
+          <w:bCs/>
+          <w:sz w:val="36"/>
+          <w:szCs w:val="36"/>
+          <w:lang w:val="en-US"/>
+        </w:rPr>
+        <w:t>[</w:t>
+      </w:r>
+      <w:r>
+        <w:rPr>
+          <w:rFonts w:ascii="Times New Roman" w:hAnsi="Times New Roman" w:cs="Times New Roman"/>
+          <w:b/>
+          <w:bCs/>
+          <w:sz w:val="36"/>
+          <w:szCs w:val="36"/>
+          <w:lang w:val="en-US"/>
+        </w:rPr>
+        <w:t>5</w:t>
+      </w:r>
+      <w:r>
+        <w:rPr>
+          <w:rFonts w:ascii="Times New Roman" w:hAnsi="Times New Roman" w:cs="Times New Roman"/>
+          <w:b/>
+          <w:bCs/>
+          <w:sz w:val="36"/>
+          <w:szCs w:val="36"/>
+          <w:lang w:val="en-US"/>
+        </w:rPr>
+        <w:t>]</w:t>
+      </w:r>
     </w:p>
     <w:p>
       <w:pPr>
@@ -3151,16 +3167,7 @@
           <w:szCs w:val="40"/>
           <w:lang w:val="en-US"/>
         </w:rPr>
-        <w:t xml:space="preserve"> </w:t>
-      </w:r>
-      <w:r>
-        <w:rPr>
-          <w:rFonts w:ascii="Times New Roman" w:hAnsi="Times New Roman" w:cs="Times New Roman"/>
-          <w:sz w:val="40"/>
-          <w:szCs w:val="40"/>
-          <w:lang w:val="en-US"/>
-        </w:rPr>
-        <w:t>_______________</w:t>
+        <w:t xml:space="preserve"> _______________</w:t>
       </w:r>
     </w:p>
     <w:p>
@@ -3206,16 +3213,7 @@
           <w:szCs w:val="40"/>
           <w:lang w:val="en-US"/>
         </w:rPr>
-        <w:t xml:space="preserve"> </w:t>
-      </w:r>
-      <w:r>
-        <w:rPr>
-          <w:rFonts w:ascii="Times New Roman" w:hAnsi="Times New Roman" w:cs="Times New Roman"/>
-          <w:sz w:val="40"/>
-          <w:szCs w:val="40"/>
-          <w:lang w:val="en-US"/>
-        </w:rPr>
-        <w:t>_________________</w:t>
+        <w:t xml:space="preserve"> _________________</w:t>
       </w:r>
       <w:r>
         <w:rPr>
@@ -3269,16 +3267,7 @@
           <w:szCs w:val="40"/>
           <w:lang w:val="en-US"/>
         </w:rPr>
-        <w:t xml:space="preserve"> </w:t>
-      </w:r>
-      <w:r>
-        <w:rPr>
-          <w:rFonts w:ascii="Times New Roman" w:hAnsi="Times New Roman" w:cs="Times New Roman"/>
-          <w:sz w:val="40"/>
-          <w:szCs w:val="40"/>
-          <w:lang w:val="en-US"/>
-        </w:rPr>
-        <w:t>_______________</w:t>
+        <w:t xml:space="preserve"> _______________</w:t>
       </w:r>
     </w:p>
     <w:p>
@@ -3315,16 +3304,7 @@
           <w:szCs w:val="40"/>
           <w:lang w:val="en-US"/>
         </w:rPr>
-        <w:t xml:space="preserve"> </w:t>
-      </w:r>
-      <w:r>
-        <w:rPr>
-          <w:rFonts w:ascii="Times New Roman" w:hAnsi="Times New Roman" w:cs="Times New Roman"/>
-          <w:sz w:val="40"/>
-          <w:szCs w:val="40"/>
-          <w:lang w:val="en-US"/>
-        </w:rPr>
-        <w:t>_________________</w:t>
+        <w:t xml:space="preserve"> _________________</w:t>
       </w:r>
     </w:p>
     <w:p>
@@ -4456,7 +4436,86 @@
           <w:szCs w:val="36"/>
           <w:lang w:val="en-US"/>
         </w:rPr>
-        <w:t xml:space="preserve">Qn.7. Compare and put &lt; &gt;or =.                                           </w:t>
+        <w:t>Qn.7. Compare and put &lt;</w:t>
+      </w:r>
+      <w:r>
+        <w:rPr>
+          <w:rFonts w:ascii="Times New Roman" w:hAnsi="Times New Roman" w:cs="Times New Roman"/>
+          <w:b/>
+          <w:bCs/>
+          <w:sz w:val="36"/>
+          <w:szCs w:val="36"/>
+          <w:lang w:val="en-US"/>
+        </w:rPr>
+        <w:t xml:space="preserve">, </w:t>
+      </w:r>
+      <w:r>
+        <w:rPr>
+          <w:rFonts w:ascii="Times New Roman" w:hAnsi="Times New Roman" w:cs="Times New Roman"/>
+          <w:b/>
+          <w:bCs/>
+          <w:sz w:val="36"/>
+          <w:szCs w:val="36"/>
+          <w:lang w:val="en-US"/>
+        </w:rPr>
+        <w:t>&gt;</w:t>
+      </w:r>
+      <w:r>
+        <w:rPr>
+          <w:rFonts w:ascii="Times New Roman" w:hAnsi="Times New Roman" w:cs="Times New Roman"/>
+          <w:b/>
+          <w:bCs/>
+          <w:sz w:val="36"/>
+          <w:szCs w:val="36"/>
+          <w:lang w:val="en-US"/>
+        </w:rPr>
+        <w:t xml:space="preserve"> </w:t>
+      </w:r>
+      <w:proofErr w:type="gramStart"/>
+      <w:r>
+        <w:rPr>
+          <w:rFonts w:ascii="Times New Roman" w:hAnsi="Times New Roman" w:cs="Times New Roman"/>
+          <w:b/>
+          <w:bCs/>
+          <w:sz w:val="36"/>
+          <w:szCs w:val="36"/>
+          <w:lang w:val="en-US"/>
+        </w:rPr>
+        <w:t>or</w:t>
+      </w:r>
+      <w:r>
+        <w:rPr>
+          <w:rFonts w:ascii="Times New Roman" w:hAnsi="Times New Roman" w:cs="Times New Roman"/>
+          <w:b/>
+          <w:bCs/>
+          <w:sz w:val="36"/>
+          <w:szCs w:val="36"/>
+          <w:lang w:val="en-US"/>
+        </w:rPr>
+        <w:t xml:space="preserve"> </w:t>
+      </w:r>
+      <w:r>
+        <w:rPr>
+          <w:rFonts w:ascii="Times New Roman" w:hAnsi="Times New Roman" w:cs="Times New Roman"/>
+          <w:b/>
+          <w:bCs/>
+          <w:sz w:val="36"/>
+          <w:szCs w:val="36"/>
+          <w:lang w:val="en-US"/>
+        </w:rPr>
+        <w:t xml:space="preserve"> =</w:t>
+      </w:r>
+      <w:proofErr w:type="gramEnd"/>
+      <w:r>
+        <w:rPr>
+          <w:rFonts w:ascii="Times New Roman" w:hAnsi="Times New Roman" w:cs="Times New Roman"/>
+          <w:b/>
+          <w:bCs/>
+          <w:sz w:val="36"/>
+          <w:szCs w:val="36"/>
+          <w:lang w:val="en-US"/>
+        </w:rPr>
+        <w:t xml:space="preserve">.                                           </w:t>
       </w:r>
       <w:r>
         <w:rPr>
@@ -5247,6 +5306,303 @@
       <w:r>
         <w:rPr>
           <w:rFonts w:ascii="Times New Roman" w:hAnsi="Times New Roman" w:cs="Times New Roman"/>
+          <w:noProof/>
+          <w:sz w:val="36"/>
+          <w:szCs w:val="36"/>
+          <w:lang w:val="en-US"/>
+        </w:rPr>
+        <mc:AlternateContent>
+          <mc:Choice Requires="wps">
+            <w:drawing>
+              <wp:anchor distT="0" distB="0" distL="114300" distR="114300" simplePos="0" relativeHeight="251716608" behindDoc="0" locked="0" layoutInCell="1" allowOverlap="1" wp14:anchorId="6C9B930A" wp14:editId="13A8CBE3">
+                <wp:simplePos x="0" y="0"/>
+                <wp:positionH relativeFrom="column">
+                  <wp:posOffset>4240530</wp:posOffset>
+                </wp:positionH>
+                <wp:positionV relativeFrom="paragraph">
+                  <wp:posOffset>4378960</wp:posOffset>
+                </wp:positionV>
+                <wp:extent cx="1684020" cy="0"/>
+                <wp:effectExtent l="0" t="0" r="0" b="0"/>
+                <wp:wrapNone/>
+                <wp:docPr id="80278096" name="Straight Connector 29"/>
+                <wp:cNvGraphicFramePr/>
+                <a:graphic xmlns:a="http://schemas.openxmlformats.org/drawingml/2006/main">
+                  <a:graphicData uri="http://schemas.microsoft.com/office/word/2010/wordprocessingShape">
+                    <wps:wsp>
+                      <wps:cNvCnPr/>
+                      <wps:spPr>
+                        <a:xfrm>
+                          <a:off x="0" y="0"/>
+                          <a:ext cx="1684020" cy="0"/>
+                        </a:xfrm>
+                        <a:prstGeom prst="line">
+                          <a:avLst/>
+                        </a:prstGeom>
+                      </wps:spPr>
+                      <wps:style>
+                        <a:lnRef idx="2">
+                          <a:schemeClr val="dk1"/>
+                        </a:lnRef>
+                        <a:fillRef idx="0">
+                          <a:schemeClr val="dk1"/>
+                        </a:fillRef>
+                        <a:effectRef idx="1">
+                          <a:schemeClr val="dk1"/>
+                        </a:effectRef>
+                        <a:fontRef idx="minor">
+                          <a:schemeClr val="tx1"/>
+                        </a:fontRef>
+                      </wps:style>
+                      <wps:bodyPr/>
+                    </wps:wsp>
+                  </a:graphicData>
+                </a:graphic>
+              </wp:anchor>
+            </w:drawing>
+          </mc:Choice>
+          <mc:Fallback>
+            <w:pict>
+              <v:line w14:anchorId="0F1755E1" id="Straight Connector 29" o:spid="_x0000_s1026" style="position:absolute;z-index:251716608;visibility:visible;mso-wrap-style:square;mso-wrap-distance-left:9pt;mso-wrap-distance-top:0;mso-wrap-distance-right:9pt;mso-wrap-distance-bottom:0;mso-position-horizontal:absolute;mso-position-horizontal-relative:text;mso-position-vertical:absolute;mso-position-vertical-relative:text" from="333.9pt,344.8pt" to="466.5pt,344.8pt" o:gfxdata="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" strokecolor="black [3200]" strokeweight="1.5pt">
+                <v:stroke joinstyle="miter"/>
+              </v:line>
+            </w:pict>
+          </mc:Fallback>
+        </mc:AlternateContent>
+      </w:r>
+      <w:r>
+        <w:rPr>
+          <w:rFonts w:ascii="Times New Roman" w:hAnsi="Times New Roman" w:cs="Times New Roman"/>
+          <w:noProof/>
+          <w:sz w:val="36"/>
+          <w:szCs w:val="36"/>
+          <w:lang w:val="en-US"/>
+        </w:rPr>
+        <mc:AlternateContent>
+          <mc:Choice Requires="wps">
+            <w:drawing>
+              <wp:anchor distT="0" distB="0" distL="114300" distR="114300" simplePos="0" relativeHeight="251686912" behindDoc="0" locked="0" layoutInCell="1" allowOverlap="1" wp14:anchorId="279AE4FC" wp14:editId="44B5F5F0">
+                <wp:simplePos x="0" y="0"/>
+                <wp:positionH relativeFrom="column">
+                  <wp:posOffset>4077970</wp:posOffset>
+                </wp:positionH>
+                <wp:positionV relativeFrom="paragraph">
+                  <wp:posOffset>1988820</wp:posOffset>
+                </wp:positionV>
+                <wp:extent cx="1927860" cy="0"/>
+                <wp:effectExtent l="0" t="0" r="0" b="0"/>
+                <wp:wrapNone/>
+                <wp:docPr id="2113943095" name="Straight Connector 30"/>
+                <wp:cNvGraphicFramePr/>
+                <a:graphic xmlns:a="http://schemas.openxmlformats.org/drawingml/2006/main">
+                  <a:graphicData uri="http://schemas.microsoft.com/office/word/2010/wordprocessingShape">
+                    <wps:wsp>
+                      <wps:cNvCnPr/>
+                      <wps:spPr>
+                        <a:xfrm>
+                          <a:off x="0" y="0"/>
+                          <a:ext cx="1927860" cy="0"/>
+                        </a:xfrm>
+                        <a:prstGeom prst="line">
+                          <a:avLst/>
+                        </a:prstGeom>
+                      </wps:spPr>
+                      <wps:style>
+                        <a:lnRef idx="2">
+                          <a:schemeClr val="dk1"/>
+                        </a:lnRef>
+                        <a:fillRef idx="0">
+                          <a:schemeClr val="dk1"/>
+                        </a:fillRef>
+                        <a:effectRef idx="1">
+                          <a:schemeClr val="dk1"/>
+                        </a:effectRef>
+                        <a:fontRef idx="minor">
+                          <a:schemeClr val="tx1"/>
+                        </a:fontRef>
+                      </wps:style>
+                      <wps:bodyPr/>
+                    </wps:wsp>
+                  </a:graphicData>
+                </a:graphic>
+              </wp:anchor>
+            </w:drawing>
+          </mc:Choice>
+          <mc:Fallback>
+            <w:pict>
+              <v:line w14:anchorId="510AECA7" id="Straight Connector 30" o:spid="_x0000_s1026" style="position:absolute;z-index:251686912;visibility:visible;mso-wrap-style:square;mso-wrap-distance-left:9pt;mso-wrap-distance-top:0;mso-wrap-distance-right:9pt;mso-wrap-distance-bottom:0;mso-position-horizontal:absolute;mso-position-horizontal-relative:text;mso-position-vertical:absolute;mso-position-vertical-relative:text" from="321.1pt,156.6pt" to="472.9pt,156.6pt" o:gfxdata="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" strokecolor="black [3200]" strokeweight="1.5pt">
+                <v:stroke joinstyle="miter"/>
+              </v:line>
+            </w:pict>
+          </mc:Fallback>
+        </mc:AlternateContent>
+      </w:r>
+      <w:r>
+        <w:rPr>
+          <w:rFonts w:ascii="Times New Roman" w:hAnsi="Times New Roman" w:cs="Times New Roman"/>
+          <w:noProof/>
+          <w:sz w:val="36"/>
+          <w:szCs w:val="36"/>
+          <w:lang w:val="en-US"/>
+        </w:rPr>
+        <mc:AlternateContent>
+          <mc:Choice Requires="wps">
+            <w:drawing>
+              <wp:anchor distT="0" distB="0" distL="114300" distR="114300" simplePos="0" relativeHeight="251682816" behindDoc="0" locked="0" layoutInCell="1" allowOverlap="1" wp14:anchorId="30B9BA83" wp14:editId="5E7EE221">
+                <wp:simplePos x="0" y="0"/>
+                <wp:positionH relativeFrom="column">
+                  <wp:posOffset>4580890</wp:posOffset>
+                </wp:positionH>
+                <wp:positionV relativeFrom="paragraph">
+                  <wp:posOffset>388620</wp:posOffset>
+                </wp:positionV>
+                <wp:extent cx="1060450" cy="914400"/>
+                <wp:effectExtent l="19050" t="19050" r="44450" b="19050"/>
+                <wp:wrapNone/>
+                <wp:docPr id="849443011" name="Isosceles Triangle 25"/>
+                <wp:cNvGraphicFramePr/>
+                <a:graphic xmlns:a="http://schemas.openxmlformats.org/drawingml/2006/main">
+                  <a:graphicData uri="http://schemas.microsoft.com/office/word/2010/wordprocessingShape">
+                    <wps:wsp>
+                      <wps:cNvSpPr/>
+                      <wps:spPr>
+                        <a:xfrm>
+                          <a:off x="0" y="0"/>
+                          <a:ext cx="1060450" cy="914400"/>
+                        </a:xfrm>
+                        <a:prstGeom prst="triangle">
+                          <a:avLst/>
+                        </a:prstGeom>
+                      </wps:spPr>
+                      <wps:style>
+                        <a:lnRef idx="2">
+                          <a:schemeClr val="dk1"/>
+                        </a:lnRef>
+                        <a:fillRef idx="1">
+                          <a:schemeClr val="lt1"/>
+                        </a:fillRef>
+                        <a:effectRef idx="0">
+                          <a:schemeClr val="dk1"/>
+                        </a:effectRef>
+                        <a:fontRef idx="minor">
+                          <a:schemeClr val="dk1"/>
+                        </a:fontRef>
+                      </wps:style>
+                      <wps:bodyPr rot="0" spcFirstLastPara="0" vertOverflow="overflow" horzOverflow="overflow" vert="horz" wrap="square" lIns="91440" tIns="45720" rIns="91440" bIns="45720" numCol="1" spcCol="0" rtlCol="0" fromWordArt="0" anchor="ctr" anchorCtr="0" forceAA="0" compatLnSpc="1">
+                        <a:prstTxWarp prst="textNoShape">
+                          <a:avLst/>
+                        </a:prstTxWarp>
+                        <a:noAutofit/>
+                      </wps:bodyPr>
+                    </wps:wsp>
+                  </a:graphicData>
+                </a:graphic>
+              </wp:anchor>
+            </w:drawing>
+          </mc:Choice>
+          <mc:Fallback>
+            <w:pict>
+              <v:shapetype w14:anchorId="1540B404" id="_x0000_t5" coordsize="21600,21600" o:spt="5" adj="10800" path="m@0,l,21600r21600,xe">
+                <v:stroke joinstyle="miter"/>
+                <v:formulas>
+                  <v:f eqn="val #0"/>
+                  <v:f eqn="prod #0 1 2"/>
+                  <v:f eqn="sum @1 10800 0"/>
+                </v:formulas>
+                <v:path gradientshapeok="t" o:connecttype="custom" o:connectlocs="@0,0;@1,10800;0,21600;10800,21600;21600,21600;@2,10800" textboxrect="0,10800,10800,18000;5400,10800,16200,18000;10800,10800,21600,18000;0,7200,7200,21600;7200,7200,14400,21600;14400,7200,21600,21600"/>
+                <v:handles>
+                  <v:h position="#0,topLeft" xrange="0,21600"/>
+                </v:handles>
+              </v:shapetype>
+              <v:shape id="Isosceles Triangle 25" o:spid="_x0000_s1026" type="#_x0000_t5" style="position:absolute;margin-left:360.7pt;margin-top:30.6pt;width:83.5pt;height:1in;z-index:251682816;visibility:visible;mso-wrap-style:square;mso-wrap-distance-left:9pt;mso-wrap-distance-top:0;mso-wrap-distance-right:9pt;mso-wrap-distance-bottom:0;mso-position-horizontal:absolute;mso-position-horizontal-relative:text;mso-position-vertical:absolute;mso-position-vertical-relative:text;v-text-anchor:middle" o:gfxdata="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" fillcolor="white [3201]" strokecolor="black [3200]" strokeweight="1.5pt"/>
+            </w:pict>
+          </mc:Fallback>
+        </mc:AlternateContent>
+      </w:r>
+      <w:r>
+        <w:rPr>
+          <w:rFonts w:ascii="Times New Roman" w:hAnsi="Times New Roman" w:cs="Times New Roman"/>
+          <w:noProof/>
+          <w:sz w:val="36"/>
+          <w:szCs w:val="36"/>
+          <w:lang w:val="en-US"/>
+        </w:rPr>
+        <mc:AlternateContent>
+          <mc:Choice Requires="wps">
+            <w:drawing>
+              <wp:anchor distT="0" distB="0" distL="114300" distR="114300" simplePos="0" relativeHeight="251706368" behindDoc="0" locked="0" layoutInCell="1" allowOverlap="1" wp14:anchorId="2F9014BD" wp14:editId="4568BF47">
+                <wp:simplePos x="0" y="0"/>
+                <wp:positionH relativeFrom="column">
+                  <wp:posOffset>4577715</wp:posOffset>
+                </wp:positionH>
+                <wp:positionV relativeFrom="paragraph">
+                  <wp:posOffset>2684145</wp:posOffset>
+                </wp:positionV>
+                <wp:extent cx="1289050" cy="1228725"/>
+                <wp:effectExtent l="19050" t="0" r="44450" b="47625"/>
+                <wp:wrapNone/>
+                <wp:docPr id="1289937559" name="Heart 47"/>
+                <wp:cNvGraphicFramePr/>
+                <a:graphic xmlns:a="http://schemas.openxmlformats.org/drawingml/2006/main">
+                  <a:graphicData uri="http://schemas.microsoft.com/office/word/2010/wordprocessingShape">
+                    <wps:wsp>
+                      <wps:cNvSpPr/>
+                      <wps:spPr>
+                        <a:xfrm>
+                          <a:off x="0" y="0"/>
+                          <a:ext cx="1289050" cy="1228725"/>
+                        </a:xfrm>
+                        <a:prstGeom prst="heart">
+                          <a:avLst/>
+                        </a:prstGeom>
+                        <a:ln>
+                          <a:solidFill>
+                            <a:schemeClr val="tx1"/>
+                          </a:solidFill>
+                        </a:ln>
+                      </wps:spPr>
+                      <wps:style>
+                        <a:lnRef idx="2">
+                          <a:schemeClr val="accent6"/>
+                        </a:lnRef>
+                        <a:fillRef idx="1">
+                          <a:schemeClr val="lt1"/>
+                        </a:fillRef>
+                        <a:effectRef idx="0">
+                          <a:schemeClr val="accent6"/>
+                        </a:effectRef>
+                        <a:fontRef idx="minor">
+                          <a:schemeClr val="dk1"/>
+                        </a:fontRef>
+                      </wps:style>
+                      <wps:bodyPr rot="0" spcFirstLastPara="0" vertOverflow="overflow" horzOverflow="overflow" vert="horz" wrap="square" lIns="91440" tIns="45720" rIns="91440" bIns="45720" numCol="1" spcCol="0" rtlCol="0" fromWordArt="0" anchor="ctr" anchorCtr="0" forceAA="0" compatLnSpc="1">
+                        <a:prstTxWarp prst="textNoShape">
+                          <a:avLst/>
+                        </a:prstTxWarp>
+                        <a:noAutofit/>
+                      </wps:bodyPr>
+                    </wps:wsp>
+                  </a:graphicData>
+                </a:graphic>
+                <wp14:sizeRelV relativeFrom="margin">
+                  <wp14:pctHeight>0</wp14:pctHeight>
+                </wp14:sizeRelV>
+              </wp:anchor>
+            </w:drawing>
+          </mc:Choice>
+          <mc:Fallback>
+            <w:pict>
+              <v:shape w14:anchorId="682A067E" id="Heart 47" o:spid="_x0000_s1026" style="position:absolute;margin-left:360.45pt;margin-top:211.35pt;width:101.5pt;height:96.75pt;z-index:251706368;visibility:visible;mso-wrap-style:square;mso-height-percent:0;mso-wrap-distance-left:9pt;mso-wrap-distance-top:0;mso-wrap-distance-right:9pt;mso-wrap-distance-bottom:0;mso-position-horizontal:absolute;mso-position-horizontal-relative:text;mso-position-vertical:absolute;mso-position-vertical-relative:text;mso-height-percent:0;mso-height-relative:margin;v-text-anchor:middle" coordsize="1289050,1228725" o:gfxdata="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" path="m644525,307181v268552,-716756,1315905,,,921544c-671380,307181,375973,-409575,644525,307181xe" fillcolor="white [3201]" strokecolor="black [3213]" strokeweight="1.5pt">
+                <v:stroke joinstyle="miter"/>
+                <v:path arrowok="t" o:connecttype="custom" o:connectlocs="644525,307181;644525,1228725;644525,307181" o:connectangles="0,0,0"/>
+              </v:shape>
+            </w:pict>
+          </mc:Fallback>
+        </mc:AlternateContent>
+      </w:r>
+      <w:r>
+        <w:rPr>
+          <w:rFonts w:ascii="Times New Roman" w:hAnsi="Times New Roman" w:cs="Times New Roman"/>
           <w:b/>
           <w:bCs/>
           <w:sz w:val="36"/>
@@ -5298,7 +5654,7 @@
         <mc:AlternateContent>
           <mc:Choice Requires="wps">
             <w:drawing>
-              <wp:anchor distT="0" distB="0" distL="114300" distR="114300" simplePos="0" relativeHeight="251687936" behindDoc="0" locked="0" layoutInCell="1" allowOverlap="1" wp14:anchorId="0747EA89" wp14:editId="30E05B8C">
+              <wp:anchor distT="0" distB="0" distL="114300" distR="114300" simplePos="0" relativeHeight="251687936" behindDoc="0" locked="0" layoutInCell="1" allowOverlap="1" wp14:anchorId="0747EA89" wp14:editId="4E8402DC">
                 <wp:simplePos x="0" y="0"/>
                 <wp:positionH relativeFrom="column">
                   <wp:posOffset>228600</wp:posOffset>
@@ -5347,7 +5703,7 @@
           </mc:Choice>
           <mc:Fallback>
             <w:pict>
-              <v:line w14:anchorId="186BE8E4" id="Straight Connector 31" o:spid="_x0000_s1026" style="position:absolute;z-index:251687936;visibility:visible;mso-wrap-style:square;mso-wrap-distance-left:9pt;mso-wrap-distance-top:0;mso-wrap-distance-right:9pt;mso-wrap-distance-bottom:0;mso-position-horizontal:absolute;mso-position-horizontal-relative:text;mso-position-vertical:absolute;mso-position-vertical-relative:text" from="18pt,508pt" to="154.8pt,508pt" o:gfxdata="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" strokecolor="black [3200]" strokeweight="1.5pt">
+              <v:line w14:anchorId="3644718C" id="Straight Connector 31" o:spid="_x0000_s1026" style="position:absolute;z-index:251687936;visibility:visible;mso-wrap-style:square;mso-wrap-distance-left:9pt;mso-wrap-distance-top:0;mso-wrap-distance-right:9pt;mso-wrap-distance-bottom:0;mso-position-horizontal:absolute;mso-position-horizontal-relative:text;mso-position-vertical:absolute;mso-position-vertical-relative:text" from="18pt,508pt" to="154.8pt,508pt" o:gfxdata="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" strokecolor="black [3200]" strokeweight="1.5pt">
                 <v:stroke joinstyle="miter"/>
               </v:line>
             </w:pict>
@@ -5365,7 +5721,7 @@
         <mc:AlternateContent>
           <mc:Choice Requires="wps">
             <w:drawing>
-              <wp:anchor distT="0" distB="0" distL="114300" distR="114300" simplePos="0" relativeHeight="251688960" behindDoc="0" locked="0" layoutInCell="1" allowOverlap="1" wp14:anchorId="4851C082" wp14:editId="0353240E">
+              <wp:anchor distT="0" distB="0" distL="114300" distR="114300" simplePos="0" relativeHeight="251688960" behindDoc="0" locked="0" layoutInCell="1" allowOverlap="1" wp14:anchorId="4851C082" wp14:editId="396E83D2">
                 <wp:simplePos x="0" y="0"/>
                 <wp:positionH relativeFrom="column">
                   <wp:posOffset>304800</wp:posOffset>
@@ -5414,7 +5770,7 @@
           </mc:Choice>
           <mc:Fallback>
             <w:pict>
-              <v:line w14:anchorId="3A290546" id="Straight Connector 32" o:spid="_x0000_s1026" style="position:absolute;z-index:251688960;visibility:visible;mso-wrap-style:square;mso-wrap-distance-left:9pt;mso-wrap-distance-top:0;mso-wrap-distance-right:9pt;mso-wrap-distance-bottom:0;mso-position-horizontal:absolute;mso-position-horizontal-relative:text;mso-position-vertical:absolute;mso-position-vertical-relative:text" from="24pt,146.2pt" to="159.6pt,146.2pt" o:gfxdata="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" strokecolor="black [3200]" strokeweight="1.5pt">
+              <v:line w14:anchorId="3A962ADD" id="Straight Connector 32" o:spid="_x0000_s1026" style="position:absolute;z-index:251688960;visibility:visible;mso-wrap-style:square;mso-wrap-distance-left:9pt;mso-wrap-distance-top:0;mso-wrap-distance-right:9pt;mso-wrap-distance-bottom:0;mso-position-horizontal:absolute;mso-position-horizontal-relative:text;mso-position-vertical:absolute;mso-position-vertical-relative:text" from="24pt,146.2pt" to="159.6pt,146.2pt" o:gfxdata="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" strokecolor="black [3200]" strokeweight="1.5pt">
                 <v:stroke joinstyle="miter"/>
               </v:line>
             </w:pict>
@@ -5432,74 +5788,7 @@
         <mc:AlternateContent>
           <mc:Choice Requires="wps">
             <w:drawing>
-              <wp:anchor distT="0" distB="0" distL="114300" distR="114300" simplePos="0" relativeHeight="251686912" behindDoc="0" locked="0" layoutInCell="1" allowOverlap="1" wp14:anchorId="279AE4FC" wp14:editId="7C4F5E5A">
-                <wp:simplePos x="0" y="0"/>
-                <wp:positionH relativeFrom="column">
-                  <wp:posOffset>3718560</wp:posOffset>
-                </wp:positionH>
-                <wp:positionV relativeFrom="paragraph">
-                  <wp:posOffset>4074160</wp:posOffset>
-                </wp:positionV>
-                <wp:extent cx="1927860" cy="0"/>
-                <wp:effectExtent l="0" t="0" r="0" b="0"/>
-                <wp:wrapNone/>
-                <wp:docPr id="2113943095" name="Straight Connector 30"/>
-                <wp:cNvGraphicFramePr/>
-                <a:graphic xmlns:a="http://schemas.openxmlformats.org/drawingml/2006/main">
-                  <a:graphicData uri="http://schemas.microsoft.com/office/word/2010/wordprocessingShape">
-                    <wps:wsp>
-                      <wps:cNvCnPr/>
-                      <wps:spPr>
-                        <a:xfrm>
-                          <a:off x="0" y="0"/>
-                          <a:ext cx="1927860" cy="0"/>
-                        </a:xfrm>
-                        <a:prstGeom prst="line">
-                          <a:avLst/>
-                        </a:prstGeom>
-                      </wps:spPr>
-                      <wps:style>
-                        <a:lnRef idx="2">
-                          <a:schemeClr val="dk1"/>
-                        </a:lnRef>
-                        <a:fillRef idx="0">
-                          <a:schemeClr val="dk1"/>
-                        </a:fillRef>
-                        <a:effectRef idx="1">
-                          <a:schemeClr val="dk1"/>
-                        </a:effectRef>
-                        <a:fontRef idx="minor">
-                          <a:schemeClr val="tx1"/>
-                        </a:fontRef>
-                      </wps:style>
-                      <wps:bodyPr/>
-                    </wps:wsp>
-                  </a:graphicData>
-                </a:graphic>
-              </wp:anchor>
-            </w:drawing>
-          </mc:Choice>
-          <mc:Fallback>
-            <w:pict>
-              <v:line w14:anchorId="310CFB34" id="Straight Connector 30" o:spid="_x0000_s1026" style="position:absolute;z-index:251686912;visibility:visible;mso-wrap-style:square;mso-wrap-distance-left:9pt;mso-wrap-distance-top:0;mso-wrap-distance-right:9pt;mso-wrap-distance-bottom:0;mso-position-horizontal:absolute;mso-position-horizontal-relative:text;mso-position-vertical:absolute;mso-position-vertical-relative:text" from="292.8pt,320.8pt" to="444.6pt,320.8pt" o:gfxdata="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" strokecolor="black [3200]" strokeweight="1.5pt">
-                <v:stroke joinstyle="miter"/>
-              </v:line>
-            </w:pict>
-          </mc:Fallback>
-        </mc:AlternateContent>
-      </w:r>
-      <w:r>
-        <w:rPr>
-          <w:rFonts w:ascii="Times New Roman" w:hAnsi="Times New Roman" w:cs="Times New Roman"/>
-          <w:noProof/>
-          <w:sz w:val="36"/>
-          <w:szCs w:val="36"/>
-          <w:lang w:val="en-US"/>
-        </w:rPr>
-        <mc:AlternateContent>
-          <mc:Choice Requires="wps">
-            <w:drawing>
-              <wp:anchor distT="0" distB="0" distL="114300" distR="114300" simplePos="0" relativeHeight="251685888" behindDoc="0" locked="0" layoutInCell="1" allowOverlap="1" wp14:anchorId="0BE3AC7E" wp14:editId="385D12C0">
+              <wp:anchor distT="0" distB="0" distL="114300" distR="114300" simplePos="0" relativeHeight="251685888" behindDoc="0" locked="0" layoutInCell="1" allowOverlap="1" wp14:anchorId="0BE3AC7E" wp14:editId="5FC3D738">
                 <wp:simplePos x="0" y="0"/>
                 <wp:positionH relativeFrom="column">
                   <wp:posOffset>228600</wp:posOffset>
@@ -5548,7 +5837,7 @@
           </mc:Choice>
           <mc:Fallback>
             <w:pict>
-              <v:line w14:anchorId="3BD12FE0" id="Straight Connector 29" o:spid="_x0000_s1026" style="position:absolute;z-index:251685888;visibility:visible;mso-wrap-style:square;mso-wrap-distance-left:9pt;mso-wrap-distance-top:0;mso-wrap-distance-right:9pt;mso-wrap-distance-bottom:0;mso-position-horizontal:absolute;mso-position-horizontal-relative:text;mso-position-vertical:absolute;mso-position-vertical-relative:text" from="18pt,312.4pt" to="150.6pt,312.4pt" o:gfxdata="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" strokecolor="black [3200]" strokeweight="1.5pt">
+              <v:line w14:anchorId="13D078E4" id="Straight Connector 29" o:spid="_x0000_s1026" style="position:absolute;z-index:251685888;visibility:visible;mso-wrap-style:square;mso-wrap-distance-left:9pt;mso-wrap-distance-top:0;mso-wrap-distance-right:9pt;mso-wrap-distance-bottom:0;mso-position-horizontal:absolute;mso-position-horizontal-relative:text;mso-position-vertical:absolute;mso-position-vertical-relative:text" from="18pt,312.4pt" to="150.6pt,312.4pt" o:gfxdata="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" strokecolor="black [3200]" strokeweight="1.5pt">
                 <v:stroke joinstyle="miter"/>
               </v:line>
             </w:pict>
@@ -5566,155 +5855,7 @@
         <mc:AlternateContent>
           <mc:Choice Requires="wps">
             <w:drawing>
-              <wp:anchor distT="0" distB="0" distL="114300" distR="114300" simplePos="0" relativeHeight="251680768" behindDoc="0" locked="0" layoutInCell="1" allowOverlap="1" wp14:anchorId="1F2ED5E8" wp14:editId="3E70F62C">
-                <wp:simplePos x="0" y="0"/>
-                <wp:positionH relativeFrom="column">
-                  <wp:posOffset>4217670</wp:posOffset>
-                </wp:positionH>
-                <wp:positionV relativeFrom="paragraph">
-                  <wp:posOffset>165100</wp:posOffset>
-                </wp:positionV>
-                <wp:extent cx="861060" cy="876300"/>
-                <wp:effectExtent l="0" t="0" r="15240" b="19050"/>
-                <wp:wrapNone/>
-                <wp:docPr id="2135411627" name="Flowchart: Connector 23"/>
-                <wp:cNvGraphicFramePr/>
-                <a:graphic xmlns:a="http://schemas.openxmlformats.org/drawingml/2006/main">
-                  <a:graphicData uri="http://schemas.microsoft.com/office/word/2010/wordprocessingShape">
-                    <wps:wsp>
-                      <wps:cNvSpPr/>
-                      <wps:spPr>
-                        <a:xfrm>
-                          <a:off x="0" y="0"/>
-                          <a:ext cx="861060" cy="876300"/>
-                        </a:xfrm>
-                        <a:prstGeom prst="flowChartConnector">
-                          <a:avLst/>
-                        </a:prstGeom>
-                      </wps:spPr>
-                      <wps:style>
-                        <a:lnRef idx="2">
-                          <a:schemeClr val="dk1"/>
-                        </a:lnRef>
-                        <a:fillRef idx="1">
-                          <a:schemeClr val="lt1"/>
-                        </a:fillRef>
-                        <a:effectRef idx="0">
-                          <a:schemeClr val="dk1"/>
-                        </a:effectRef>
-                        <a:fontRef idx="minor">
-                          <a:schemeClr val="dk1"/>
-                        </a:fontRef>
-                      </wps:style>
-                      <wps:bodyPr rot="0" spcFirstLastPara="0" vertOverflow="overflow" horzOverflow="overflow" vert="horz" wrap="square" lIns="91440" tIns="45720" rIns="91440" bIns="45720" numCol="1" spcCol="0" rtlCol="0" fromWordArt="0" anchor="ctr" anchorCtr="0" forceAA="0" compatLnSpc="1">
-                        <a:prstTxWarp prst="textNoShape">
-                          <a:avLst/>
-                        </a:prstTxWarp>
-                        <a:noAutofit/>
-                      </wps:bodyPr>
-                    </wps:wsp>
-                  </a:graphicData>
-                </a:graphic>
-                <wp14:sizeRelH relativeFrom="margin">
-                  <wp14:pctWidth>0</wp14:pctWidth>
-                </wp14:sizeRelH>
-                <wp14:sizeRelV relativeFrom="margin">
-                  <wp14:pctHeight>0</wp14:pctHeight>
-                </wp14:sizeRelV>
-              </wp:anchor>
-            </w:drawing>
-          </mc:Choice>
-          <mc:Fallback>
-            <w:pict>
-              <v:shapetype w14:anchorId="1B42F1C4" id="_x0000_t120" coordsize="21600,21600" o:spt="120" path="m10800,qx,10800,10800,21600,21600,10800,10800,xe">
-                <v:path gradientshapeok="t" o:connecttype="custom" o:connectlocs="10800,0;3163,3163;0,10800;3163,18437;10800,21600;18437,18437;21600,10800;18437,3163" textboxrect="3163,3163,18437,18437"/>
-              </v:shapetype>
-              <v:shape id="Flowchart: Connector 23" o:spid="_x0000_s1026" type="#_x0000_t120" style="position:absolute;margin-left:332.1pt;margin-top:13pt;width:67.8pt;height:69pt;z-index:251680768;visibility:visible;mso-wrap-style:square;mso-width-percent:0;mso-height-percent:0;mso-wrap-distance-left:9pt;mso-wrap-distance-top:0;mso-wrap-distance-right:9pt;mso-wrap-distance-bottom:0;mso-position-horizontal:absolute;mso-position-horizontal-relative:text;mso-position-vertical:absolute;mso-position-vertical-relative:text;mso-width-percent:0;mso-height-percent:0;mso-width-relative:margin;mso-height-relative:margin;v-text-anchor:middle" o:gfxdata="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" fillcolor="white [3201]" strokecolor="black [3200]" strokeweight="1.5pt">
-                <v:stroke joinstyle="miter"/>
-              </v:shape>
-            </w:pict>
-          </mc:Fallback>
-        </mc:AlternateContent>
-      </w:r>
-      <w:r>
-        <w:rPr>
-          <w:rFonts w:ascii="Times New Roman" w:hAnsi="Times New Roman" w:cs="Times New Roman"/>
-          <w:noProof/>
-          <w:sz w:val="36"/>
-          <w:szCs w:val="36"/>
-          <w:lang w:val="en-US"/>
-        </w:rPr>
-        <mc:AlternateContent>
-          <mc:Choice Requires="wps">
-            <w:drawing>
-              <wp:anchor distT="0" distB="0" distL="114300" distR="114300" simplePos="0" relativeHeight="251684864" behindDoc="0" locked="0" layoutInCell="1" allowOverlap="1" wp14:anchorId="05AD2763" wp14:editId="5ECCBA95">
-                <wp:simplePos x="0" y="0"/>
-                <wp:positionH relativeFrom="column">
-                  <wp:posOffset>3912870</wp:posOffset>
-                </wp:positionH>
-                <wp:positionV relativeFrom="paragraph">
-                  <wp:posOffset>1803400</wp:posOffset>
-                </wp:positionV>
-                <wp:extent cx="1626870" cy="0"/>
-                <wp:effectExtent l="0" t="0" r="0" b="0"/>
-                <wp:wrapNone/>
-                <wp:docPr id="672770458" name="Straight Connector 28"/>
-                <wp:cNvGraphicFramePr/>
-                <a:graphic xmlns:a="http://schemas.openxmlformats.org/drawingml/2006/main">
-                  <a:graphicData uri="http://schemas.microsoft.com/office/word/2010/wordprocessingShape">
-                    <wps:wsp>
-                      <wps:cNvCnPr/>
-                      <wps:spPr>
-                        <a:xfrm>
-                          <a:off x="0" y="0"/>
-                          <a:ext cx="1626870" cy="0"/>
-                        </a:xfrm>
-                        <a:prstGeom prst="line">
-                          <a:avLst/>
-                        </a:prstGeom>
-                      </wps:spPr>
-                      <wps:style>
-                        <a:lnRef idx="2">
-                          <a:schemeClr val="dk1"/>
-                        </a:lnRef>
-                        <a:fillRef idx="0">
-                          <a:schemeClr val="dk1"/>
-                        </a:fillRef>
-                        <a:effectRef idx="1">
-                          <a:schemeClr val="dk1"/>
-                        </a:effectRef>
-                        <a:fontRef idx="minor">
-                          <a:schemeClr val="tx1"/>
-                        </a:fontRef>
-                      </wps:style>
-                      <wps:bodyPr/>
-                    </wps:wsp>
-                  </a:graphicData>
-                </a:graphic>
-              </wp:anchor>
-            </w:drawing>
-          </mc:Choice>
-          <mc:Fallback>
-            <w:pict>
-              <v:line w14:anchorId="3FE974CE" id="Straight Connector 28" o:spid="_x0000_s1026" style="position:absolute;z-index:251684864;visibility:visible;mso-wrap-style:square;mso-wrap-distance-left:9pt;mso-wrap-distance-top:0;mso-wrap-distance-right:9pt;mso-wrap-distance-bottom:0;mso-position-horizontal:absolute;mso-position-horizontal-relative:text;mso-position-vertical:absolute;mso-position-vertical-relative:text" from="308.1pt,142pt" to="436.2pt,142pt" o:gfxdata="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" strokecolor="black [3200]" strokeweight="1.5pt">
-                <v:stroke joinstyle="miter"/>
-              </v:line>
-            </w:pict>
-          </mc:Fallback>
-        </mc:AlternateContent>
-      </w:r>
-      <w:r>
-        <w:rPr>
-          <w:rFonts w:ascii="Times New Roman" w:hAnsi="Times New Roman" w:cs="Times New Roman"/>
-          <w:noProof/>
-          <w:sz w:val="36"/>
-          <w:szCs w:val="36"/>
-          <w:lang w:val="en-US"/>
-        </w:rPr>
-        <mc:AlternateContent>
-          <mc:Choice Requires="wps">
-            <w:drawing>
-              <wp:anchor distT="0" distB="0" distL="114300" distR="114300" simplePos="0" relativeHeight="251681792" behindDoc="0" locked="0" layoutInCell="1" allowOverlap="1" wp14:anchorId="6F1EDA1E" wp14:editId="0DA291A2">
+              <wp:anchor distT="0" distB="0" distL="114300" distR="114300" simplePos="0" relativeHeight="251681792" behindDoc="0" locked="0" layoutInCell="1" allowOverlap="1" wp14:anchorId="6F1EDA1E" wp14:editId="77246791">
                 <wp:simplePos x="0" y="0"/>
                 <wp:positionH relativeFrom="column">
                   <wp:posOffset>403860</wp:posOffset>
@@ -5771,7 +5912,7 @@
           </mc:Choice>
           <mc:Fallback>
             <w:pict>
-              <v:oval w14:anchorId="48E76CF5" id="Oval 24" o:spid="_x0000_s1026" style="position:absolute;margin-left:31.8pt;margin-top:194.8pt;width:104.4pt;height:1in;z-index:251681792;visibility:visible;mso-wrap-style:square;mso-width-percent:0;mso-wrap-distance-left:9pt;mso-wrap-distance-top:0;mso-wrap-distance-right:9pt;mso-wrap-distance-bottom:0;mso-position-horizontal:absolute;mso-position-horizontal-relative:text;mso-position-vertical:absolute;mso-position-vertical-relative:text;mso-width-percent:0;mso-width-relative:margin;v-text-anchor:middle" o:gfxdata="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" fillcolor="white [3201]" strokecolor="black [3200]" strokeweight="1.5pt">
+              <v:oval w14:anchorId="2DA9107F" id="Oval 24" o:spid="_x0000_s1026" style="position:absolute;margin-left:31.8pt;margin-top:194.8pt;width:104.4pt;height:1in;z-index:251681792;visibility:visible;mso-wrap-style:square;mso-width-percent:0;mso-wrap-distance-left:9pt;mso-wrap-distance-top:0;mso-wrap-distance-right:9pt;mso-wrap-distance-bottom:0;mso-position-horizontal:absolute;mso-position-horizontal-relative:text;mso-position-vertical:absolute;mso-position-vertical-relative:text;mso-width-percent:0;mso-width-relative:margin;v-text-anchor:middle" o:gfxdata="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" fillcolor="white [3201]" strokecolor="black [3200]" strokeweight="1.5pt">
                 <v:stroke joinstyle="miter"/>
               </v:oval>
             </w:pict>
@@ -5789,89 +5930,7 @@
         <mc:AlternateContent>
           <mc:Choice Requires="wps">
             <w:drawing>
-              <wp:anchor distT="0" distB="0" distL="114300" distR="114300" simplePos="0" relativeHeight="251682816" behindDoc="0" locked="0" layoutInCell="1" allowOverlap="1" wp14:anchorId="30B9BA83" wp14:editId="6034F214">
-                <wp:simplePos x="0" y="0"/>
-                <wp:positionH relativeFrom="column">
-                  <wp:posOffset>4221480</wp:posOffset>
-                </wp:positionH>
-                <wp:positionV relativeFrom="paragraph">
-                  <wp:posOffset>2473960</wp:posOffset>
-                </wp:positionV>
-                <wp:extent cx="1060704" cy="914400"/>
-                <wp:effectExtent l="19050" t="19050" r="44450" b="19050"/>
-                <wp:wrapNone/>
-                <wp:docPr id="849443011" name="Isosceles Triangle 25"/>
-                <wp:cNvGraphicFramePr/>
-                <a:graphic xmlns:a="http://schemas.openxmlformats.org/drawingml/2006/main">
-                  <a:graphicData uri="http://schemas.microsoft.com/office/word/2010/wordprocessingShape">
-                    <wps:wsp>
-                      <wps:cNvSpPr/>
-                      <wps:spPr>
-                        <a:xfrm>
-                          <a:off x="0" y="0"/>
-                          <a:ext cx="1060704" cy="914400"/>
-                        </a:xfrm>
-                        <a:prstGeom prst="triangle">
-                          <a:avLst/>
-                        </a:prstGeom>
-                      </wps:spPr>
-                      <wps:style>
-                        <a:lnRef idx="2">
-                          <a:schemeClr val="dk1"/>
-                        </a:lnRef>
-                        <a:fillRef idx="1">
-                          <a:schemeClr val="lt1"/>
-                        </a:fillRef>
-                        <a:effectRef idx="0">
-                          <a:schemeClr val="dk1"/>
-                        </a:effectRef>
-                        <a:fontRef idx="minor">
-                          <a:schemeClr val="dk1"/>
-                        </a:fontRef>
-                      </wps:style>
-                      <wps:bodyPr rot="0" spcFirstLastPara="0" vertOverflow="overflow" horzOverflow="overflow" vert="horz" wrap="square" lIns="91440" tIns="45720" rIns="91440" bIns="45720" numCol="1" spcCol="0" rtlCol="0" fromWordArt="0" anchor="ctr" anchorCtr="0" forceAA="0" compatLnSpc="1">
-                        <a:prstTxWarp prst="textNoShape">
-                          <a:avLst/>
-                        </a:prstTxWarp>
-                        <a:noAutofit/>
-                      </wps:bodyPr>
-                    </wps:wsp>
-                  </a:graphicData>
-                </a:graphic>
-              </wp:anchor>
-            </w:drawing>
-          </mc:Choice>
-          <mc:Fallback>
-            <w:pict>
-              <v:shapetype w14:anchorId="3B1BFA0F" id="_x0000_t5" coordsize="21600,21600" o:spt="5" adj="10800" path="m@0,l,21600r21600,xe">
-                <v:stroke joinstyle="miter"/>
-                <v:formulas>
-                  <v:f eqn="val #0"/>
-                  <v:f eqn="prod #0 1 2"/>
-                  <v:f eqn="sum @1 10800 0"/>
-                </v:formulas>
-                <v:path gradientshapeok="t" o:connecttype="custom" o:connectlocs="@0,0;@1,10800;0,21600;10800,21600;21600,21600;@2,10800" textboxrect="0,10800,10800,18000;5400,10800,16200,18000;10800,10800,21600,18000;0,7200,7200,21600;7200,7200,14400,21600;14400,7200,21600,21600"/>
-                <v:handles>
-                  <v:h position="#0,topLeft" xrange="0,21600"/>
-                </v:handles>
-              </v:shapetype>
-              <v:shape id="Isosceles Triangle 25" o:spid="_x0000_s1026" type="#_x0000_t5" style="position:absolute;margin-left:332.4pt;margin-top:194.8pt;width:83.5pt;height:1in;z-index:251682816;visibility:visible;mso-wrap-style:square;mso-wrap-distance-left:9pt;mso-wrap-distance-top:0;mso-wrap-distance-right:9pt;mso-wrap-distance-bottom:0;mso-position-horizontal:absolute;mso-position-horizontal-relative:text;mso-position-vertical:absolute;mso-position-vertical-relative:text;v-text-anchor:middle" o:gfxdata="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" fillcolor="white [3201]" strokecolor="black [3200]" strokeweight="1.5pt"/>
-            </w:pict>
-          </mc:Fallback>
-        </mc:AlternateContent>
-      </w:r>
-      <w:r>
-        <w:rPr>
-          <w:rFonts w:ascii="Times New Roman" w:hAnsi="Times New Roman" w:cs="Times New Roman"/>
-          <w:noProof/>
-          <w:sz w:val="36"/>
-          <w:szCs w:val="36"/>
-          <w:lang w:val="en-US"/>
-        </w:rPr>
-        <mc:AlternateContent>
-          <mc:Choice Requires="wps">
-            <w:drawing>
-              <wp:anchor distT="0" distB="0" distL="114300" distR="114300" simplePos="0" relativeHeight="251679744" behindDoc="0" locked="0" layoutInCell="1" allowOverlap="1" wp14:anchorId="6A37D5D6" wp14:editId="7B135425">
+              <wp:anchor distT="0" distB="0" distL="114300" distR="114300" simplePos="0" relativeHeight="251679744" behindDoc="0" locked="0" layoutInCell="1" allowOverlap="1" wp14:anchorId="6A37D5D6" wp14:editId="4AA618EA">
                 <wp:simplePos x="0" y="0"/>
                 <wp:positionH relativeFrom="column">
                   <wp:posOffset>304800</wp:posOffset>
@@ -5928,7 +5987,7 @@
           </mc:Choice>
           <mc:Fallback>
             <w:pict>
-              <v:rect w14:anchorId="551D217B" id="Rectangle 22" o:spid="_x0000_s1026" style="position:absolute;margin-left:24pt;margin-top:13pt;width:126.6pt;height:1in;z-index:251679744;visibility:visible;mso-wrap-style:square;mso-width-percent:0;mso-wrap-distance-left:9pt;mso-wrap-distance-top:0;mso-wrap-distance-right:9pt;mso-wrap-distance-bottom:0;mso-position-horizontal:absolute;mso-position-horizontal-relative:text;mso-position-vertical:absolute;mso-position-vertical-relative:text;mso-width-percent:0;mso-width-relative:margin;v-text-anchor:middle" o:gfxdata="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" fillcolor="white [3201]" strokecolor="black [3200]" strokeweight="1.5pt"/>
+              <v:rect w14:anchorId="17425C84" id="Rectangle 22" o:spid="_x0000_s1026" style="position:absolute;margin-left:24pt;margin-top:13pt;width:126.6pt;height:1in;z-index:251679744;visibility:visible;mso-wrap-style:square;mso-width-percent:0;mso-wrap-distance-left:9pt;mso-wrap-distance-top:0;mso-wrap-distance-right:9pt;mso-wrap-distance-bottom:0;mso-position-horizontal:absolute;mso-position-horizontal-relative:text;mso-position-vertical:absolute;mso-position-vertical-relative:text;mso-width-percent:0;mso-width-relative:margin;v-text-anchor:middle" o:gfxdata="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" fillcolor="white [3201]" strokecolor="black [3200]" strokeweight="1.5pt"/>
             </w:pict>
           </mc:Fallback>
         </mc:AlternateContent>
@@ -6063,7 +6122,7 @@
         <mc:AlternateContent>
           <mc:Choice Requires="wps">
             <w:drawing>
-              <wp:anchor distT="0" distB="0" distL="114300" distR="114300" simplePos="0" relativeHeight="251683840" behindDoc="0" locked="0" layoutInCell="1" allowOverlap="1" wp14:anchorId="65A51355" wp14:editId="78DDCFAB">
+              <wp:anchor distT="0" distB="0" distL="114300" distR="114300" simplePos="0" relativeHeight="251683840" behindDoc="0" locked="0" layoutInCell="1" allowOverlap="1" wp14:anchorId="65A51355" wp14:editId="41F4E5D9">
                 <wp:simplePos x="0" y="0"/>
                 <wp:positionH relativeFrom="column">
                   <wp:posOffset>241935</wp:posOffset>
@@ -6123,7 +6182,7 @@
           </mc:Choice>
           <mc:Fallback>
             <w:pict>
-              <v:shapetype w14:anchorId="287E85A9" id="_x0000_t4" coordsize="21600,21600" o:spt="4" path="m10800,l,10800,10800,21600,21600,10800xe">
+              <v:shapetype w14:anchorId="46AB89A3" id="_x0000_t4" coordsize="21600,21600" o:spt="4" path="m10800,l,10800,10800,21600,21600,10800xe">
                 <v:stroke joinstyle="miter"/>
                 <v:path gradientshapeok="t" o:connecttype="rect" textboxrect="5400,5400,16200,16200"/>
               </v:shapetype>
@@ -6132,87 +6191,6 @@
           </mc:Fallback>
         </mc:AlternateContent>
       </w:r>
-      <w:r>
-        <w:rPr>
-          <w:rFonts w:ascii="Times New Roman" w:hAnsi="Times New Roman" w:cs="Times New Roman"/>
-          <w:noProof/>
-          <w:sz w:val="36"/>
-          <w:szCs w:val="36"/>
-          <w:lang w:val="en-US"/>
-        </w:rPr>
-        <mc:AlternateContent>
-          <mc:Choice Requires="wps">
-            <w:drawing>
-              <wp:anchor distT="0" distB="0" distL="114300" distR="114300" simplePos="0" relativeHeight="251706368" behindDoc="0" locked="0" layoutInCell="1" allowOverlap="1" wp14:anchorId="2F9014BD" wp14:editId="0A9D119D">
-                <wp:simplePos x="0" y="0"/>
-                <wp:positionH relativeFrom="column">
-                  <wp:posOffset>4218762</wp:posOffset>
-                </wp:positionH>
-                <wp:positionV relativeFrom="paragraph">
-                  <wp:posOffset>302260</wp:posOffset>
-                </wp:positionV>
-                <wp:extent cx="1289050" cy="1229094"/>
-                <wp:effectExtent l="19050" t="0" r="44450" b="47625"/>
-                <wp:wrapNone/>
-                <wp:docPr id="1289937559" name="Heart 47"/>
-                <wp:cNvGraphicFramePr/>
-                <a:graphic xmlns:a="http://schemas.openxmlformats.org/drawingml/2006/main">
-                  <a:graphicData uri="http://schemas.microsoft.com/office/word/2010/wordprocessingShape">
-                    <wps:wsp>
-                      <wps:cNvSpPr/>
-                      <wps:spPr>
-                        <a:xfrm>
-                          <a:off x="0" y="0"/>
-                          <a:ext cx="1289050" cy="1229094"/>
-                        </a:xfrm>
-                        <a:prstGeom prst="heart">
-                          <a:avLst/>
-                        </a:prstGeom>
-                        <a:ln>
-                          <a:solidFill>
-                            <a:schemeClr val="tx1"/>
-                          </a:solidFill>
-                        </a:ln>
-                      </wps:spPr>
-                      <wps:style>
-                        <a:lnRef idx="2">
-                          <a:schemeClr val="accent6"/>
-                        </a:lnRef>
-                        <a:fillRef idx="1">
-                          <a:schemeClr val="lt1"/>
-                        </a:fillRef>
-                        <a:effectRef idx="0">
-                          <a:schemeClr val="accent6"/>
-                        </a:effectRef>
-                        <a:fontRef idx="minor">
-                          <a:schemeClr val="dk1"/>
-                        </a:fontRef>
-                      </wps:style>
-                      <wps:bodyPr rot="0" spcFirstLastPara="0" vertOverflow="overflow" horzOverflow="overflow" vert="horz" wrap="square" lIns="91440" tIns="45720" rIns="91440" bIns="45720" numCol="1" spcCol="0" rtlCol="0" fromWordArt="0" anchor="ctr" anchorCtr="0" forceAA="0" compatLnSpc="1">
-                        <a:prstTxWarp prst="textNoShape">
-                          <a:avLst/>
-                        </a:prstTxWarp>
-                        <a:noAutofit/>
-                      </wps:bodyPr>
-                    </wps:wsp>
-                  </a:graphicData>
-                </a:graphic>
-                <wp14:sizeRelV relativeFrom="margin">
-                  <wp14:pctHeight>0</wp14:pctHeight>
-                </wp14:sizeRelV>
-              </wp:anchor>
-            </w:drawing>
-          </mc:Choice>
-          <mc:Fallback>
-            <w:pict>
-              <v:shape w14:anchorId="1509B556" id="Heart 47" o:spid="_x0000_s1026" style="position:absolute;margin-left:332.2pt;margin-top:23.8pt;width:101.5pt;height:96.8pt;z-index:251706368;visibility:visible;mso-wrap-style:square;mso-height-percent:0;mso-wrap-distance-left:9pt;mso-wrap-distance-top:0;mso-wrap-distance-right:9pt;mso-wrap-distance-bottom:0;mso-position-horizontal:absolute;mso-position-horizontal-relative:text;mso-position-vertical:absolute;mso-position-vertical-relative:text;mso-height-percent:0;mso-height-relative:margin;v-text-anchor:middle" coordsize="1289050,1229094" o:gfxdata="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" path="m644525,307274v268552,-716972,1315905,,,921820c-671380,307274,375973,-409698,644525,307274xe" fillcolor="white [3201]" strokecolor="black [3213]" strokeweight="1.5pt">
-                <v:stroke joinstyle="miter"/>
-                <v:path arrowok="t" o:connecttype="custom" o:connectlocs="644525,307274;644525,1229094;644525,307274" o:connectangles="0,0,0"/>
-              </v:shape>
-            </w:pict>
-          </mc:Fallback>
-        </mc:AlternateContent>
-      </w:r>
     </w:p>
     <w:p>
       <w:pPr>
@@ -6259,73 +6237,6 @@
           <w:lang w:val="en-US"/>
         </w:rPr>
       </w:pPr>
-      <w:r>
-        <w:rPr>
-          <w:rFonts w:ascii="Times New Roman" w:hAnsi="Times New Roman" w:cs="Times New Roman"/>
-          <w:noProof/>
-          <w:sz w:val="36"/>
-          <w:szCs w:val="36"/>
-          <w:lang w:val="en-US"/>
-        </w:rPr>
-        <mc:AlternateContent>
-          <mc:Choice Requires="wps">
-            <w:drawing>
-              <wp:anchor distT="0" distB="0" distL="114300" distR="114300" simplePos="0" relativeHeight="251716608" behindDoc="0" locked="0" layoutInCell="1" allowOverlap="1" wp14:anchorId="6C9B930A" wp14:editId="221E1582">
-                <wp:simplePos x="0" y="0"/>
-                <wp:positionH relativeFrom="column">
-                  <wp:posOffset>3881164</wp:posOffset>
-                </wp:positionH>
-                <wp:positionV relativeFrom="paragraph">
-                  <wp:posOffset>373144</wp:posOffset>
-                </wp:positionV>
-                <wp:extent cx="1684020" cy="0"/>
-                <wp:effectExtent l="0" t="0" r="0" b="0"/>
-                <wp:wrapNone/>
-                <wp:docPr id="80278096" name="Straight Connector 29"/>
-                <wp:cNvGraphicFramePr/>
-                <a:graphic xmlns:a="http://schemas.openxmlformats.org/drawingml/2006/main">
-                  <a:graphicData uri="http://schemas.microsoft.com/office/word/2010/wordprocessingShape">
-                    <wps:wsp>
-                      <wps:cNvCnPr/>
-                      <wps:spPr>
-                        <a:xfrm>
-                          <a:off x="0" y="0"/>
-                          <a:ext cx="1684020" cy="0"/>
-                        </a:xfrm>
-                        <a:prstGeom prst="line">
-                          <a:avLst/>
-                        </a:prstGeom>
-                      </wps:spPr>
-                      <wps:style>
-                        <a:lnRef idx="2">
-                          <a:schemeClr val="dk1"/>
-                        </a:lnRef>
-                        <a:fillRef idx="0">
-                          <a:schemeClr val="dk1"/>
-                        </a:fillRef>
-                        <a:effectRef idx="1">
-                          <a:schemeClr val="dk1"/>
-                        </a:effectRef>
-                        <a:fontRef idx="minor">
-                          <a:schemeClr val="tx1"/>
-                        </a:fontRef>
-                      </wps:style>
-                      <wps:bodyPr/>
-                    </wps:wsp>
-                  </a:graphicData>
-                </a:graphic>
-              </wp:anchor>
-            </w:drawing>
-          </mc:Choice>
-          <mc:Fallback>
-            <w:pict>
-              <v:line w14:anchorId="760AE2F9" id="Straight Connector 29" o:spid="_x0000_s1026" style="position:absolute;z-index:251716608;visibility:visible;mso-wrap-style:square;mso-wrap-distance-left:9pt;mso-wrap-distance-top:0;mso-wrap-distance-right:9pt;mso-wrap-distance-bottom:0;mso-position-horizontal:absolute;mso-position-horizontal-relative:text;mso-position-vertical:absolute;mso-position-vertical-relative:text" from="305.6pt,29.4pt" to="438.2pt,29.4pt" o:gfxdata="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" strokecolor="black [3200]" strokeweight="1.5pt">
-                <v:stroke joinstyle="miter"/>
-              </v:line>
-            </w:pict>
-          </mc:Fallback>
-        </mc:AlternateContent>
-      </w:r>
     </w:p>
     <w:p>
       <w:pPr>
@@ -6418,7 +6329,16 @@
                 <w:szCs w:val="36"/>
                 <w:lang w:val="en-US"/>
               </w:rPr>
-              <w:t>2×1=</w:t>
+              <w:t>5</w:t>
+            </w:r>
+            <w:r>
+              <w:rPr>
+                <w:rFonts w:ascii="Times New Roman" w:hAnsi="Times New Roman" w:cs="Times New Roman"/>
+                <w:sz w:val="36"/>
+                <w:szCs w:val="36"/>
+                <w:lang w:val="en-US"/>
+              </w:rPr>
+              <w:t>×1=</w:t>
             </w:r>
           </w:p>
         </w:tc>
@@ -6442,7 +6362,16 @@
                 <w:szCs w:val="36"/>
                 <w:lang w:val="en-US"/>
               </w:rPr>
-              <w:t>2×6=</w:t>
+              <w:t>5</w:t>
+            </w:r>
+            <w:r>
+              <w:rPr>
+                <w:rFonts w:ascii="Times New Roman" w:hAnsi="Times New Roman" w:cs="Times New Roman"/>
+                <w:sz w:val="36"/>
+                <w:szCs w:val="36"/>
+                <w:lang w:val="en-US"/>
+              </w:rPr>
+              <w:t>×6=</w:t>
             </w:r>
           </w:p>
         </w:tc>
@@ -6471,7 +6400,16 @@
                 <w:szCs w:val="36"/>
                 <w:lang w:val="en-US"/>
               </w:rPr>
-              <w:t>2×2=</w:t>
+              <w:t>5</w:t>
+            </w:r>
+            <w:r>
+              <w:rPr>
+                <w:rFonts w:ascii="Times New Roman" w:hAnsi="Times New Roman" w:cs="Times New Roman"/>
+                <w:sz w:val="36"/>
+                <w:szCs w:val="36"/>
+                <w:lang w:val="en-US"/>
+              </w:rPr>
+              <w:t>×2=</w:t>
             </w:r>
           </w:p>
         </w:tc>
@@ -6495,7 +6433,16 @@
                 <w:szCs w:val="36"/>
                 <w:lang w:val="en-US"/>
               </w:rPr>
-              <w:t>2×7=</w:t>
+              <w:t>5</w:t>
+            </w:r>
+            <w:r>
+              <w:rPr>
+                <w:rFonts w:ascii="Times New Roman" w:hAnsi="Times New Roman" w:cs="Times New Roman"/>
+                <w:sz w:val="36"/>
+                <w:szCs w:val="36"/>
+                <w:lang w:val="en-US"/>
+              </w:rPr>
+              <w:t>×7=</w:t>
             </w:r>
           </w:p>
         </w:tc>
@@ -6524,7 +6471,16 @@
                 <w:szCs w:val="36"/>
                 <w:lang w:val="en-US"/>
               </w:rPr>
-              <w:t>2×3=</w:t>
+              <w:t>5</w:t>
+            </w:r>
+            <w:r>
+              <w:rPr>
+                <w:rFonts w:ascii="Times New Roman" w:hAnsi="Times New Roman" w:cs="Times New Roman"/>
+                <w:sz w:val="36"/>
+                <w:szCs w:val="36"/>
+                <w:lang w:val="en-US"/>
+              </w:rPr>
+              <w:t>×3=</w:t>
             </w:r>
           </w:p>
         </w:tc>
@@ -6548,7 +6504,16 @@
                 <w:szCs w:val="36"/>
                 <w:lang w:val="en-US"/>
               </w:rPr>
-              <w:t>2×8=</w:t>
+              <w:t>5</w:t>
+            </w:r>
+            <w:r>
+              <w:rPr>
+                <w:rFonts w:ascii="Times New Roman" w:hAnsi="Times New Roman" w:cs="Times New Roman"/>
+                <w:sz w:val="36"/>
+                <w:szCs w:val="36"/>
+                <w:lang w:val="en-US"/>
+              </w:rPr>
+              <w:t>×8=</w:t>
             </w:r>
           </w:p>
         </w:tc>
@@ -6577,7 +6542,16 @@
                 <w:szCs w:val="36"/>
                 <w:lang w:val="en-US"/>
               </w:rPr>
-              <w:t>2×4=</w:t>
+              <w:t>5</w:t>
+            </w:r>
+            <w:r>
+              <w:rPr>
+                <w:rFonts w:ascii="Times New Roman" w:hAnsi="Times New Roman" w:cs="Times New Roman"/>
+                <w:sz w:val="36"/>
+                <w:szCs w:val="36"/>
+                <w:lang w:val="en-US"/>
+              </w:rPr>
+              <w:t>×4=</w:t>
             </w:r>
           </w:p>
         </w:tc>
@@ -6601,7 +6575,16 @@
                 <w:szCs w:val="36"/>
                 <w:lang w:val="en-US"/>
               </w:rPr>
-              <w:t>2×9=</w:t>
+              <w:t>5</w:t>
+            </w:r>
+            <w:r>
+              <w:rPr>
+                <w:rFonts w:ascii="Times New Roman" w:hAnsi="Times New Roman" w:cs="Times New Roman"/>
+                <w:sz w:val="36"/>
+                <w:szCs w:val="36"/>
+                <w:lang w:val="en-US"/>
+              </w:rPr>
+              <w:t>×9=</w:t>
             </w:r>
           </w:p>
         </w:tc>
@@ -6630,7 +6613,16 @@
                 <w:szCs w:val="36"/>
                 <w:lang w:val="en-US"/>
               </w:rPr>
-              <w:t>2×5=</w:t>
+              <w:t>5</w:t>
+            </w:r>
+            <w:r>
+              <w:rPr>
+                <w:rFonts w:ascii="Times New Roman" w:hAnsi="Times New Roman" w:cs="Times New Roman"/>
+                <w:sz w:val="36"/>
+                <w:szCs w:val="36"/>
+                <w:lang w:val="en-US"/>
+              </w:rPr>
+              <w:t>×5=</w:t>
             </w:r>
           </w:p>
         </w:tc>
@@ -6654,7 +6646,16 @@
                 <w:szCs w:val="36"/>
                 <w:lang w:val="en-US"/>
               </w:rPr>
-              <w:t>2×10=</w:t>
+              <w:t>5</w:t>
+            </w:r>
+            <w:r>
+              <w:rPr>
+                <w:rFonts w:ascii="Times New Roman" w:hAnsi="Times New Roman" w:cs="Times New Roman"/>
+                <w:sz w:val="36"/>
+                <w:szCs w:val="36"/>
+                <w:lang w:val="en-US"/>
+              </w:rPr>
+              <w:t>×10=</w:t>
             </w:r>
           </w:p>
         </w:tc>
@@ -6672,6 +6673,7 @@
     </w:p>
     <w:p>
       <w:pPr>
+        <w:spacing w:after="0"/>
         <w:rPr>
           <w:rFonts w:ascii="Times New Roman" w:hAnsi="Times New Roman" w:cs="Times New Roman"/>
           <w:b/>
@@ -6690,7 +6692,7 @@
           <w:szCs w:val="36"/>
           <w:lang w:val="en-US"/>
         </w:rPr>
-        <w:t>Qn.11. Look at the picture and write whole half and quarter</w:t>
+        <w:t xml:space="preserve">Qn.11. Look at the picture and write </w:t>
       </w:r>
       <w:r>
         <w:rPr>
@@ -6701,6 +6703,127 @@
           <w:szCs w:val="36"/>
           <w:lang w:val="en-US"/>
         </w:rPr>
+        <w:t>‘</w:t>
+      </w:r>
+      <w:r>
+        <w:rPr>
+          <w:rFonts w:ascii="Times New Roman" w:hAnsi="Times New Roman" w:cs="Times New Roman"/>
+          <w:b/>
+          <w:bCs/>
+          <w:sz w:val="36"/>
+          <w:szCs w:val="36"/>
+          <w:lang w:val="en-US"/>
+        </w:rPr>
+        <w:t>whole</w:t>
+      </w:r>
+      <w:r>
+        <w:rPr>
+          <w:rFonts w:ascii="Times New Roman" w:hAnsi="Times New Roman" w:cs="Times New Roman"/>
+          <w:b/>
+          <w:bCs/>
+          <w:sz w:val="36"/>
+          <w:szCs w:val="36"/>
+          <w:lang w:val="en-US"/>
+        </w:rPr>
+        <w:t>’,</w:t>
+      </w:r>
+      <w:r>
+        <w:rPr>
+          <w:rFonts w:ascii="Times New Roman" w:hAnsi="Times New Roman" w:cs="Times New Roman"/>
+          <w:b/>
+          <w:bCs/>
+          <w:sz w:val="36"/>
+          <w:szCs w:val="36"/>
+          <w:lang w:val="en-US"/>
+        </w:rPr>
+        <w:t xml:space="preserve"> </w:t>
+      </w:r>
+      <w:r>
+        <w:rPr>
+          <w:rFonts w:ascii="Times New Roman" w:hAnsi="Times New Roman" w:cs="Times New Roman"/>
+          <w:b/>
+          <w:bCs/>
+          <w:sz w:val="36"/>
+          <w:szCs w:val="36"/>
+          <w:lang w:val="en-US"/>
+        </w:rPr>
+        <w:t>‘</w:t>
+      </w:r>
+      <w:r>
+        <w:rPr>
+          <w:rFonts w:ascii="Times New Roman" w:hAnsi="Times New Roman" w:cs="Times New Roman"/>
+          <w:b/>
+          <w:bCs/>
+          <w:sz w:val="36"/>
+          <w:szCs w:val="36"/>
+          <w:lang w:val="en-US"/>
+        </w:rPr>
+        <w:t>half</w:t>
+      </w:r>
+      <w:r>
+        <w:rPr>
+          <w:rFonts w:ascii="Times New Roman" w:hAnsi="Times New Roman" w:cs="Times New Roman"/>
+          <w:b/>
+          <w:bCs/>
+          <w:sz w:val="36"/>
+          <w:szCs w:val="36"/>
+          <w:lang w:val="en-US"/>
+        </w:rPr>
+        <w:t>’</w:t>
+      </w:r>
+      <w:r>
+        <w:rPr>
+          <w:rFonts w:ascii="Times New Roman" w:hAnsi="Times New Roman" w:cs="Times New Roman"/>
+          <w:b/>
+          <w:bCs/>
+          <w:sz w:val="36"/>
+          <w:szCs w:val="36"/>
+          <w:lang w:val="en-US"/>
+        </w:rPr>
+        <w:t xml:space="preserve"> and </w:t>
+      </w:r>
+      <w:r>
+        <w:rPr>
+          <w:rFonts w:ascii="Times New Roman" w:hAnsi="Times New Roman" w:cs="Times New Roman"/>
+          <w:b/>
+          <w:bCs/>
+          <w:sz w:val="36"/>
+          <w:szCs w:val="36"/>
+          <w:lang w:val="en-US"/>
+        </w:rPr>
+        <w:t>‘</w:t>
+      </w:r>
+      <w:r>
+        <w:rPr>
+          <w:rFonts w:ascii="Times New Roman" w:hAnsi="Times New Roman" w:cs="Times New Roman"/>
+          <w:b/>
+          <w:bCs/>
+          <w:sz w:val="36"/>
+          <w:szCs w:val="36"/>
+          <w:lang w:val="en-US"/>
+        </w:rPr>
+        <w:t>quarter</w:t>
+      </w:r>
+      <w:r>
+        <w:rPr>
+          <w:rFonts w:ascii="Times New Roman" w:hAnsi="Times New Roman" w:cs="Times New Roman"/>
+          <w:b/>
+          <w:bCs/>
+          <w:sz w:val="36"/>
+          <w:szCs w:val="36"/>
+          <w:lang w:val="en-US"/>
+        </w:rPr>
+        <w:t>’</w:t>
+      </w:r>
+      <w:r>
+        <w:rPr>
+          <w:rFonts w:ascii="Times New Roman" w:hAnsi="Times New Roman" w:cs="Times New Roman"/>
+          <w:b/>
+          <w:bCs/>
+          <w:sz w:val="36"/>
+          <w:szCs w:val="36"/>
+          <w:lang w:val="en-US"/>
+        </w:rPr>
         <w:t>.</w:t>
       </w:r>
       <w:r>
@@ -6712,9 +6835,13 @@
           <w:szCs w:val="36"/>
           <w:lang w:val="en-US"/>
         </w:rPr>
-        <w:tab/>
-      </w:r>
-      <w:r>
+        <w:t xml:space="preserve"> </w:t>
+      </w:r>
+    </w:p>
+    <w:p>
+      <w:pPr>
+        <w:spacing w:after="0"/>
+        <w:ind w:left="9360"/>
         <w:rPr>
           <w:rFonts w:ascii="Times New Roman" w:hAnsi="Times New Roman" w:cs="Times New Roman"/>
           <w:b/>
@@ -6723,8 +6850,7 @@
           <w:szCs w:val="36"/>
           <w:lang w:val="en-US"/>
         </w:rPr>
-        <w:t xml:space="preserve">       </w:t>
-      </w:r>
+      </w:pPr>
       <w:r>
         <w:rPr>
           <w:rFonts w:ascii="Times New Roman" w:hAnsi="Times New Roman" w:cs="Times New Roman"/>
@@ -6734,7 +6860,18 @@
           <w:szCs w:val="36"/>
           <w:lang w:val="en-US"/>
         </w:rPr>
-        <w:t>[6]</w:t>
+        <w:t>[</w:t>
+      </w:r>
+      <w:r>
+        <w:rPr>
+          <w:rFonts w:ascii="Times New Roman" w:hAnsi="Times New Roman" w:cs="Times New Roman"/>
+          <w:b/>
+          <w:bCs/>
+          <w:sz w:val="36"/>
+          <w:szCs w:val="36"/>
+          <w:lang w:val="en-US"/>
+        </w:rPr>
+        <w:t>6]</w:t>
       </w:r>
     </w:p>
     <w:p>
@@ -6889,7 +7026,7 @@
           <w:lang w:val="en-US"/>
         </w:rPr>
         <w:drawing>
-          <wp:inline distT="0" distB="0" distL="0" distR="0" wp14:anchorId="023AD436" wp14:editId="25EBC055">
+          <wp:inline distT="0" distB="0" distL="0" distR="0" wp14:anchorId="023AD436" wp14:editId="06B95AE0">
             <wp:extent cx="1066800" cy="975360"/>
             <wp:effectExtent l="0" t="0" r="0" b="0"/>
             <wp:docPr id="965199430" name="Picture 34"/>
@@ -6904,8 +7041,17 @@
                     <pic:cNvPicPr/>
                   </pic:nvPicPr>
                   <pic:blipFill>
-                    <a:blip r:embed="rId7">
+                    <a:blip r:embed="rId8">
                       <a:extLst>
+                        <a:ext uri="{BEBA8EAE-BF5A-486C-A8C5-ECC9F3942E4B}">
+                          <a14:imgProps xmlns:a14="http://schemas.microsoft.com/office/drawing/2010/main">
+                            <a14:imgLayer r:embed="rId9">
+                              <a14:imgEffect>
+                                <a14:brightnessContrast bright="40000" contrast="-40000"/>
+                              </a14:imgEffect>
+                            </a14:imgLayer>
+                          </a14:imgProps>
+                        </a:ext>
                         <a:ext uri="{28A0092B-C50C-407E-A947-70E740481C1C}">
                           <a14:useLocalDpi xmlns:a14="http://schemas.microsoft.com/office/drawing/2010/main" val="0"/>
                         </a:ext>
@@ -6949,7 +7095,7 @@
           <w:lang w:val="en-US"/>
         </w:rPr>
         <w:drawing>
-          <wp:inline distT="0" distB="0" distL="0" distR="0" wp14:anchorId="603E56DE" wp14:editId="52977942">
+          <wp:inline distT="0" distB="0" distL="0" distR="0" wp14:anchorId="603E56DE" wp14:editId="276B2E58">
             <wp:extent cx="800100" cy="853440"/>
             <wp:effectExtent l="0" t="0" r="0" b="3810"/>
             <wp:docPr id="274584652" name="Picture 42"/>
@@ -6964,8 +7110,20 @@
                     <pic:cNvPicPr/>
                   </pic:nvPicPr>
                   <pic:blipFill rotWithShape="1">
-                    <a:blip r:embed="rId8">
+                    <a:blip r:embed="rId10">
                       <a:extLst>
+                        <a:ext uri="{BEBA8EAE-BF5A-486C-A8C5-ECC9F3942E4B}">
+                          <a14:imgProps xmlns:a14="http://schemas.microsoft.com/office/drawing/2010/main">
+                            <a14:imgLayer r:embed="rId11">
+                              <a14:imgEffect>
+                                <a14:sharpenSoften amount="50000"/>
+                              </a14:imgEffect>
+                              <a14:imgEffect>
+                                <a14:brightnessContrast bright="40000" contrast="-40000"/>
+                              </a14:imgEffect>
+                            </a14:imgLayer>
+                          </a14:imgProps>
+                        </a:ext>
                         <a:ext uri="{28A0092B-C50C-407E-A947-70E740481C1C}">
                           <a14:useLocalDpi xmlns:a14="http://schemas.microsoft.com/office/drawing/2010/main" val="0"/>
                         </a:ext>
@@ -7165,7 +7323,7 @@
           <w:lang w:val="en-US"/>
         </w:rPr>
         <w:drawing>
-          <wp:inline distT="0" distB="0" distL="0" distR="0" wp14:anchorId="2EC2BCCD" wp14:editId="7FD1DBE9">
+          <wp:inline distT="0" distB="0" distL="0" distR="0" wp14:anchorId="2EC2BCCD" wp14:editId="20DF5A69">
             <wp:extent cx="495300" cy="967675"/>
             <wp:effectExtent l="0" t="0" r="0" b="4445"/>
             <wp:docPr id="2108868792" name="Picture 37"/>
@@ -7180,8 +7338,20 @@
                     <pic:cNvPicPr/>
                   </pic:nvPicPr>
                   <pic:blipFill rotWithShape="1">
-                    <a:blip r:embed="rId6">
+                    <a:blip r:embed="rId12">
                       <a:extLst>
+                        <a:ext uri="{BEBA8EAE-BF5A-486C-A8C5-ECC9F3942E4B}">
+                          <a14:imgProps xmlns:a14="http://schemas.microsoft.com/office/drawing/2010/main">
+                            <a14:imgLayer r:embed="rId13">
+                              <a14:imgEffect>
+                                <a14:sharpenSoften amount="50000"/>
+                              </a14:imgEffect>
+                              <a14:imgEffect>
+                                <a14:brightnessContrast bright="40000" contrast="-40000"/>
+                              </a14:imgEffect>
+                            </a14:imgLayer>
+                          </a14:imgProps>
+                        </a:ext>
                         <a:ext uri="{28A0092B-C50C-407E-A947-70E740481C1C}">
                           <a14:useLocalDpi xmlns:a14="http://schemas.microsoft.com/office/drawing/2010/main" val="0"/>
                         </a:ext>
@@ -7243,7 +7413,7 @@
           <w:lang w:val="en-US"/>
         </w:rPr>
         <w:drawing>
-          <wp:inline distT="0" distB="0" distL="0" distR="0" wp14:anchorId="30EE78E0" wp14:editId="479FED56">
+          <wp:inline distT="0" distB="0" distL="0" distR="0" wp14:anchorId="30EE78E0" wp14:editId="33DB3EFD">
             <wp:extent cx="842645" cy="1021080"/>
             <wp:effectExtent l="0" t="0" r="0" b="7620"/>
             <wp:docPr id="70752962" name="Picture 45"/>
@@ -7258,8 +7428,20 @@
                     <pic:cNvPicPr/>
                   </pic:nvPicPr>
                   <pic:blipFill rotWithShape="1">
-                    <a:blip r:embed="rId9">
+                    <a:blip r:embed="rId14">
                       <a:extLst>
+                        <a:ext uri="{BEBA8EAE-BF5A-486C-A8C5-ECC9F3942E4B}">
+                          <a14:imgProps xmlns:a14="http://schemas.microsoft.com/office/drawing/2010/main">
+                            <a14:imgLayer r:embed="rId15">
+                              <a14:imgEffect>
+                                <a14:sharpenSoften amount="50000"/>
+                              </a14:imgEffect>
+                              <a14:imgEffect>
+                                <a14:brightnessContrast bright="40000" contrast="-40000"/>
+                              </a14:imgEffect>
+                            </a14:imgLayer>
+                          </a14:imgProps>
+                        </a:ext>
                         <a:ext uri="{28A0092B-C50C-407E-A947-70E740481C1C}">
                           <a14:useLocalDpi xmlns:a14="http://schemas.microsoft.com/office/drawing/2010/main" val="0"/>
                         </a:ext>
@@ -7449,7 +7631,7 @@
           <w:lang w:val="en-US"/>
         </w:rPr>
         <w:drawing>
-          <wp:inline distT="0" distB="0" distL="0" distR="0" wp14:anchorId="4099023E" wp14:editId="48F7DB84">
+          <wp:inline distT="0" distB="0" distL="0" distR="0" wp14:anchorId="4099023E" wp14:editId="07E800C2">
             <wp:extent cx="1158240" cy="1630680"/>
             <wp:effectExtent l="0" t="0" r="3810" b="7620"/>
             <wp:docPr id="711873421" name="Picture 43"/>
@@ -7464,8 +7646,20 @@
                     <pic:cNvPicPr/>
                   </pic:nvPicPr>
                   <pic:blipFill rotWithShape="1">
-                    <a:blip r:embed="rId10">
+                    <a:blip r:embed="rId16">
                       <a:extLst>
+                        <a:ext uri="{BEBA8EAE-BF5A-486C-A8C5-ECC9F3942E4B}">
+                          <a14:imgProps xmlns:a14="http://schemas.microsoft.com/office/drawing/2010/main">
+                            <a14:imgLayer r:embed="rId17">
+                              <a14:imgEffect>
+                                <a14:sharpenSoften amount="50000"/>
+                              </a14:imgEffect>
+                              <a14:imgEffect>
+                                <a14:brightnessContrast bright="40000" contrast="-40000"/>
+                              </a14:imgEffect>
+                            </a14:imgLayer>
+                          </a14:imgProps>
+                        </a:ext>
                         <a:ext uri="{28A0092B-C50C-407E-A947-70E740481C1C}">
                           <a14:useLocalDpi xmlns:a14="http://schemas.microsoft.com/office/drawing/2010/main" val="0"/>
                         </a:ext>
@@ -7518,9 +7712,9 @@
           <w:lang w:val="en-US"/>
         </w:rPr>
         <w:drawing>
-          <wp:inline distT="0" distB="0" distL="0" distR="0" wp14:anchorId="67AD2C5F" wp14:editId="798C150C">
-            <wp:extent cx="769620" cy="1821180"/>
-            <wp:effectExtent l="0" t="0" r="0" b="7620"/>
+          <wp:inline distT="0" distB="0" distL="0" distR="0" wp14:anchorId="67AD2C5F" wp14:editId="46E0F106">
+            <wp:extent cx="769620" cy="1630349"/>
+            <wp:effectExtent l="0" t="0" r="0" b="8255"/>
             <wp:docPr id="846228276" name="Picture 44"/>
             <wp:cNvGraphicFramePr>
               <a:graphicFrameLocks xmlns:a="http://schemas.openxmlformats.org/drawingml/2006/main" noChangeAspect="1"/>
@@ -7533,14 +7727,26 @@
                     <pic:cNvPicPr/>
                   </pic:nvPicPr>
                   <pic:blipFill rotWithShape="1">
-                    <a:blip r:embed="rId11">
+                    <a:blip r:embed="rId18">
                       <a:extLst>
+                        <a:ext uri="{BEBA8EAE-BF5A-486C-A8C5-ECC9F3942E4B}">
+                          <a14:imgProps xmlns:a14="http://schemas.microsoft.com/office/drawing/2010/main">
+                            <a14:imgLayer r:embed="rId19">
+                              <a14:imgEffect>
+                                <a14:sharpenSoften amount="50000"/>
+                              </a14:imgEffect>
+                              <a14:imgEffect>
+                                <a14:brightnessContrast bright="40000" contrast="-40000"/>
+                              </a14:imgEffect>
+                            </a14:imgLayer>
+                          </a14:imgProps>
+                        </a:ext>
                         <a:ext uri="{28A0092B-C50C-407E-A947-70E740481C1C}">
                           <a14:useLocalDpi xmlns:a14="http://schemas.microsoft.com/office/drawing/2010/main" val="0"/>
                         </a:ext>
                       </a:extLst>
                     </a:blip>
-                    <a:srcRect l="23776" r="47972" b="13091"/>
+                    <a:srcRect l="23776" t="9107" r="47972" b="13091"/>
                     <a:stretch>
                       <a:fillRect/>
                     </a:stretch>
@@ -7548,7 +7754,7 @@
                   <pic:spPr bwMode="auto">
                     <a:xfrm>
                       <a:off x="0" y="0"/>
-                      <a:ext cx="769620" cy="1821180"/>
+                      <a:ext cx="769620" cy="1630349"/>
                     </a:xfrm>
                     <a:prstGeom prst="rect">
                       <a:avLst/>
@@ -8867,4 +9073,16 @@
     </a:ext>
   </a:extLst>
 </a:theme>
+</file>
+
+<file path=customXml/item1.xml><?xml version="1.0" encoding="utf-8"?>
+<b:Sources xmlns:b="http://schemas.openxmlformats.org/officeDocument/2006/bibliography" xmlns="http://schemas.openxmlformats.org/officeDocument/2006/bibliography" SelectedStyle="\APASixthEditionOfficeOnline.xsl" StyleName="APA" Version="6"/>
+</file>
+
+<file path=customXml/itemProps1.xml><?xml version="1.0" encoding="utf-8"?>
+<ds:datastoreItem xmlns:ds="http://schemas.openxmlformats.org/officeDocument/2006/customXml" ds:itemID="{A2C600A6-23D9-4C1C-9B1D-BE0BB6C49D81}">
+  <ds:schemaRefs>
+    <ds:schemaRef ds:uri="http://schemas.openxmlformats.org/officeDocument/2006/bibliography"/>
+  </ds:schemaRefs>
+</ds:datastoreItem>
 </file>